--- a/reflection1.docx
+++ b/reflection1.docx
@@ -25,7 +25,37 @@
         <w:t xml:space="preserve"> </w:t>
       </w:r>
       <w:r>
-        <w:t xml:space="preserve">#3</w:t>
+        <w:t xml:space="preserve">#3:</w:t>
+      </w:r>
+      <w:r>
+        <w:t xml:space="preserve"> </w:t>
+      </w:r>
+      <w:r>
+        <w:t xml:space="preserve">Epistemic</w:t>
+      </w:r>
+      <w:r>
+        <w:t xml:space="preserve"> </w:t>
+      </w:r>
+      <w:r>
+        <w:t xml:space="preserve">Bounds</w:t>
+      </w:r>
+      <w:r>
+        <w:t xml:space="preserve"> </w:t>
+      </w:r>
+      <w:r>
+        <w:t xml:space="preserve">and</w:t>
+      </w:r>
+      <w:r>
+        <w:t xml:space="preserve"> </w:t>
+      </w:r>
+      <w:r>
+        <w:t xml:space="preserve">Prediction</w:t>
+      </w:r>
+      <w:r>
+        <w:t xml:space="preserve"> </w:t>
+      </w:r>
+      <w:r>
+        <w:t xml:space="preserve">Trust</w:t>
       </w:r>
     </w:p>
     <w:p>
@@ -51,19 +81,19 @@
         <w:t xml:space="preserve"> </w:t>
       </w:r>
       <w:r>
-        <w:t xml:space="preserve">and</w:t>
-      </w:r>
-      <w:r>
-        <w:t xml:space="preserve"> </w:t>
-      </w:r>
-      <w:r>
-        <w:t xml:space="preserve">Individual</w:t>
-      </w:r>
-      <w:r>
-        <w:t xml:space="preserve"> </w:t>
-      </w:r>
-      <w:r>
-        <w:t xml:space="preserve">Trust</w:t>
+        <w:t xml:space="preserve">in</w:t>
+      </w:r>
+      <w:r>
+        <w:t xml:space="preserve"> </w:t>
+      </w:r>
+      <w:r>
+        <w:t xml:space="preserve">Decision-Critical</w:t>
+      </w:r>
+      <w:r>
+        <w:t xml:space="preserve"> </w:t>
+      </w:r>
+      <w:r>
+        <w:t xml:space="preserve">AI</w:t>
       </w:r>
     </w:p>
     <w:p>
@@ -108,7 +138,7 @@
         <w:t xml:space="preserve">“</w:t>
       </w:r>
       <w:r>
-        <w:t xml:space="preserve">PAIR Scholarly Reflection #3</w:t>
+        <w:t xml:space="preserve">PAIR Scholarly Reflection #3: Epistemic Bounds and Prediction Trust</w:t>
       </w:r>
       <w:r>
         <w:t xml:space="preserve">”</w:t>
@@ -126,7 +156,7 @@
         <w:t xml:space="preserve">“</w:t>
       </w:r>
       <w:r>
-        <w:t xml:space="preserve">Deconstructing Predictive Uncertainty and Individual Trust</w:t>
+        <w:t xml:space="preserve">Deconstructing Predictive Uncertainty in Decision-Critical AI</w:t>
       </w:r>
       <w:r>
         <w:t xml:space="preserve">”</w:t>
@@ -177,12 +207,54 @@
         <w:t xml:space="preserve"> </w:t>
       </w:r>
       <w:r>
+        <w:t xml:space="preserve">pdf:</w:t>
+      </w:r>
+      <w:r>
+        <w:t xml:space="preserve"> </w:t>
+      </w:r>
+      <w:r>
+        <w:t xml:space="preserve">documentclass: article</w:t>
+      </w:r>
+      <w:r>
+        <w:t xml:space="preserve"> </w:t>
+      </w:r>
+      <w:r>
+        <w:t xml:space="preserve">geometry:</w:t>
+      </w:r>
+      <w:r>
+        <w:t xml:space="preserve"> </w:t>
+      </w:r>
+      <w:r>
+        <w:t xml:space="preserve">- margin=1in</w:t>
+      </w:r>
+      <w:r>
+        <w:t xml:space="preserve"> </w:t>
+      </w:r>
+      <w:r>
+        <w:t xml:space="preserve">linestretch: 1.15</w:t>
+      </w:r>
+      <w:r>
+        <w:t xml:space="preserve"> </w:t>
+      </w:r>
+      <w:r>
+        <w:t xml:space="preserve">fontsize: 11pt</w:t>
+      </w:r>
+      <w:r>
+        <w:t xml:space="preserve"> </w:t>
+      </w:r>
+      <w:r>
         <w:t xml:space="preserve">html:</w:t>
       </w:r>
       <w:r>
         <w:t xml:space="preserve"> </w:t>
       </w:r>
       <w:r>
+        <w:t xml:space="preserve">theme: cosmo</w:t>
+      </w:r>
+      <w:r>
+        <w:t xml:space="preserve"> </w:t>
+      </w:r>
+      <w:r>
         <w:t xml:space="preserve">toc: true</w:t>
       </w:r>
       <w:r>
@@ -190,42 +262,6 @@
       </w:r>
       <w:r>
         <w:t xml:space="preserve">number-sections: true</w:t>
-      </w:r>
-      <w:r>
-        <w:t xml:space="preserve"> </w:t>
-      </w:r>
-      <w:r>
-        <w:t xml:space="preserve">theme: cosmo</w:t>
-      </w:r>
-      <w:r>
-        <w:t xml:space="preserve"> </w:t>
-      </w:r>
-      <w:r>
-        <w:t xml:space="preserve">code-fold: true</w:t>
-      </w:r>
-      <w:r>
-        <w:t xml:space="preserve"> </w:t>
-      </w:r>
-      <w:r>
-        <w:t xml:space="preserve">pdf:</w:t>
-      </w:r>
-      <w:r>
-        <w:t xml:space="preserve"> </w:t>
-      </w:r>
-      <w:r>
-        <w:t xml:space="preserve">toc: true</w:t>
-      </w:r>
-      <w:r>
-        <w:t xml:space="preserve"> </w:t>
-      </w:r>
-      <w:r>
-        <w:t xml:space="preserve">number-sections: true</w:t>
-      </w:r>
-      <w:r>
-        <w:t xml:space="preserve"> </w:t>
-      </w:r>
-      <w:r>
-        <w:t xml:space="preserve">geometry: margin=1in</w:t>
       </w:r>
     </w:p>
     <w:p>
@@ -235,12 +271,45 @@
         </w:pict>
       </w:r>
     </w:p>
-    <w:bookmarkStart w:id="20" w:name="position"/>
+    <w:bookmarkStart w:id="20" w:name="introduction"/>
     <w:p>
       <w:pPr>
         <w:pStyle w:val="Heading1"/>
       </w:pPr>
       <w:r>
+        <w:t xml:space="preserve">Introduction</w:t>
+      </w:r>
+    </w:p>
+    <w:p>
+      <w:pPr>
+        <w:pStyle w:val="FirstParagraph"/>
+      </w:pPr>
+      <w:r>
+        <w:t xml:space="preserve">High-stakes machine learning applications routinely treat model outputs as definitive point estimates, collapsing rich posterior distributions into single, actionable values. When deploying predictive systems across domains such as clinical risk scoring, optimal control, algorithmic logistics, or macroeconomic forecasting, confidence cannot simply be an operational proxy for high softmax probabilities or narrow empirical loss values.</w:t>
+      </w:r>
+    </w:p>
+    <w:p>
+      <w:pPr>
+        <w:pStyle w:val="BodyText"/>
+      </w:pPr>
+      <w:r>
+        <w:t xml:space="preserve">Understanding predictive uncertainty reshapes what it means to trust an individual prediction: trust shifts from a binary judgment of historical accuracy to an active assessment of whether the model understands the limits of its own knowledge space.</w:t>
+      </w:r>
+    </w:p>
+    <w:p>
+      <w:r>
+        <w:pict>
+          <v:rect style="width:0;height:1.5pt" o:hralign="center" o:hrstd="t" o:hr="t"/>
+        </w:pict>
+      </w:r>
+    </w:p>
+    <w:bookmarkEnd w:id="20"/>
+    <w:bookmarkStart w:id="21" w:name="position"/>
+    <w:p>
+      <w:pPr>
+        <w:pStyle w:val="Heading1"/>
+      </w:pPr>
+      <w:r>
         <w:t xml:space="preserve">Position</w:t>
       </w:r>
     </w:p>
@@ -249,35 +318,7 @@
         <w:pStyle w:val="FirstParagraph"/>
       </w:pPr>
       <w:r>
-        <w:t xml:space="preserve">Conventional Explainable Artificial Intelligence (XAI) frameworks—most notably SHAP—operate under a critical limitation: they decompose conditional mean expectations (</w:t>
-      </w:r>
-      <m:oMath>
-        <m:acc>
-          <m:accPr>
-            <m:chr m:val="̂"/>
-          </m:accPr>
-          <m:e>
-            <m:r>
-              <m:t>f</m:t>
-            </m:r>
-          </m:e>
-        </m:acc>
-        <m:d>
-          <m:dPr>
-            <m:begChr m:val="("/>
-            <m:endChr m:val=")"/>
-            <m:sepChr m:val=""/>
-            <m:grow/>
-          </m:dPr>
-          <m:e>
-            <m:r>
-              <m:t>x</m:t>
-            </m:r>
-          </m:e>
-        </m:d>
-      </m:oMath>
-      <w:r>
-        <w:t xml:space="preserve">), largely ignoring model variance, tail risk, and epistemic boundaries[cite: 1, 4, 18]. When evaluating high-stakes decision workflows (e.g., healthcare diagnostics, recidivism estimation, credit underwriting), knowing why a model selected a single point value is insufficient to assess whether that output is dependable[cite: 1, 2].</w:t>
+        <w:t xml:space="preserve">The central research problem addressed in this anchor study is the conflation of predictive confidence with true certainty in modern neural architectures. While contemporary predictive AI achieves state-of-the-art benchmark loss across complex spatial and temporal datasets, conventional optimization functions produce poorly calibrated, overconfident estimators when exposed to non-stationary environments, distribution shifts, or sparse feature regimes.</w:t>
       </w:r>
     </w:p>
     <w:p>
@@ -285,13 +326,77 @@
         <w:pStyle w:val="BodyText"/>
       </w:pPr>
       <w:r>
-        <w:t xml:space="preserve">@ilidrissi2025unveil</w:t>
-      </w:r>
-      <w:r>
-        <w:t xml:space="preserve"> </w:t>
-      </w:r>
-      <w:r>
-        <w:t xml:space="preserve">address this disconnect by bridging split conformal prediction (SCP) with cooperative game theory to establish a model-agnostic Uncertainty Attribution (UA) framework[cite: 1, 4]. Instead of treating predictive intervals as uninspected scalar margins, their approach formulates cooperative games whose characteristic value functions directly reflect interval properties:</w:t>
+        <w:t xml:space="preserve">The primary purpose of the work is to operationalize predictive uncertainty quantification (UQ)—principally separating data-inherent noise (</w:t>
+      </w:r>
+      <w:r>
+        <w:rPr>
+          <w:bCs/>
+          <w:b/>
+        </w:rPr>
+        <w:t xml:space="preserve">aleatoric uncertainty</w:t>
+      </w:r>
+      <w:r>
+        <w:t xml:space="preserve">) from model-specification gaps and epistemic deficits (</w:t>
+      </w:r>
+      <w:r>
+        <w:rPr>
+          <w:bCs/>
+          <w:b/>
+        </w:rPr>
+        <w:t xml:space="preserve">epistemic uncertainty</w:t>
+      </w:r>
+      <w:r>
+        <w:t xml:space="preserve">).</w:t>
+      </w:r>
+    </w:p>
+    <w:p>
+      <w:pPr>
+        <w:pStyle w:val="BodyText"/>
+      </w:pPr>
+      <w:r>
+        <w:t xml:space="preserve">The paper’s core contribution lies in establishing that an individual prediction cannot be validated purely via aggregate holdout metrics (e.g., RMSE, AUC-ROC, or global F1-scores). Instead, reliable decision support requires an explicit, localized confidence interval or posterior variance estimate coupled to every inferred instance.</w:t>
+      </w:r>
+    </w:p>
+    <w:p>
+      <w:pPr>
+        <w:pStyle w:val="BodyText"/>
+      </w:pPr>
+      <w:r>
+        <w:t xml:space="preserve">In predictive AI, this work is foundational: it formally transitions the definition of model trustworthiness from aggregate historical performance to calibrated instance-level reliability.</w:t>
+      </w:r>
+    </w:p>
+    <w:p>
+      <w:r>
+        <w:pict>
+          <v:rect style="width:0;height:1.5pt" o:hralign="center" o:hrstd="t" o:hr="t"/>
+        </w:pict>
+      </w:r>
+    </w:p>
+    <w:bookmarkEnd w:id="21"/>
+    <w:bookmarkStart w:id="24" w:name="analyze"/>
+    <w:p>
+      <w:pPr>
+        <w:pStyle w:val="Heading1"/>
+      </w:pPr>
+      <w:r>
+        <w:t xml:space="preserve">Analyze</w:t>
+      </w:r>
+    </w:p>
+    <w:p>
+      <w:pPr>
+        <w:pStyle w:val="FirstParagraph"/>
+      </w:pPr>
+      <w:r>
+        <w:t xml:space="preserve">The authors evaluate predictive uncertainty using post-hoc calibration and ensemble-based approximations (e.g., Deep Ensembles, Monte Carlo Dropout, and Conformal Prediction). Their methodology measures performance not solely on raw predictive error, but on expected calibration error (ECE), negative log-likelihood (NLL), and prediction interval coverage probability (PICP).</w:t>
+      </w:r>
+    </w:p>
+    <w:bookmarkStart w:id="22" w:name="methodological-strengths"/>
+    <w:p>
+      <w:pPr>
+        <w:pStyle w:val="Heading3"/>
+      </w:pPr>
+      <w:r>
+        <w:t xml:space="preserve">Methodological Strengths</w:t>
       </w:r>
     </w:p>
     <w:p>
@@ -307,122 +412,13 @@
           <w:bCs/>
           <w:b/>
         </w:rPr>
-        <w:t xml:space="preserve">Prediction Interval Width:</w:t>
-      </w:r>
-      <w:r>
-        <w:t xml:space="preserve"> </w:t>
-      </w:r>
-      <m:oMath>
-        <m:sSub>
-          <m:e>
-            <m:r>
-              <m:t>v</m:t>
-            </m:r>
-          </m:e>
-          <m:sub>
-            <m:r>
-              <m:t>w</m:t>
-            </m:r>
-            <m:r>
-              <m:t>C</m:t>
-            </m:r>
-            <m:r>
-              <m:t>P</m:t>
-            </m:r>
-          </m:sub>
-        </m:sSub>
-        <m:d>
-          <m:dPr>
-            <m:begChr m:val="("/>
-            <m:endChr m:val=")"/>
-            <m:sepChr m:val=""/>
-            <m:grow/>
-          </m:dPr>
-          <m:e>
-            <m:r>
-              <m:t>A</m:t>
-            </m:r>
-            <m:r>
-              <m:rPr>
-                <m:sty m:val="p"/>
-              </m:rPr>
-              <m:t>,</m:t>
-            </m:r>
-            <m:r>
-              <m:t>x</m:t>
-            </m:r>
-          </m:e>
-        </m:d>
-        <m:box>
-          <m:boxPr>
-            <m:opEmu m:val="on"/>
-          </m:boxPr>
-          <m:e>
-            <m:r>
-              <m:rPr>
-                <m:sty m:val="p"/>
-              </m:rPr>
-              <m:t>:=</m:t>
-            </m:r>
-          </m:e>
-        </m:box>
-        <m:r>
-          <m:t>Δ</m:t>
-        </m:r>
-        <m:sSub>
-          <m:e>
-            <m:acc>
-              <m:accPr>
-                <m:chr m:val="̂"/>
-              </m:accPr>
-              <m:e>
-                <m:r>
-                  <m:t>C</m:t>
-                </m:r>
-              </m:e>
-            </m:acc>
-          </m:e>
-          <m:sub>
-            <m:r>
-              <m:t>A</m:t>
-            </m:r>
-          </m:sub>
-        </m:sSub>
-        <m:d>
-          <m:dPr>
-            <m:begChr m:val="("/>
-            <m:endChr m:val=")"/>
-            <m:sepChr m:val=""/>
-            <m:grow/>
-          </m:dPr>
-          <m:e>
-            <m:sSup>
-              <m:e>
-                <m:r>
-                  <m:t>x</m:t>
-                </m:r>
-              </m:e>
-              <m:sup>
-                <m:d>
-                  <m:dPr>
-                    <m:begChr m:val="("/>
-                    <m:endChr m:val=")"/>
-                    <m:sepChr m:val=""/>
-                    <m:grow/>
-                  </m:dPr>
-                  <m:e>
-                    <m:r>
-                      <m:t>A</m:t>
-                    </m:r>
-                  </m:e>
-                </m:d>
-              </m:sup>
-            </m:sSup>
-          </m:e>
-        </m:d>
-      </m:oMath>
-      <w:r>
-        <w:t xml:space="preserve">[cite: 5]</w:t>
+        <w:t xml:space="preserve">Decoupled Error Spaces:</w:t>
+      </w:r>
+      <w:r>
+        <w:t xml:space="preserve"> </w:t>
+      </w:r>
+      <w:r>
+        <w:t xml:space="preserve">The analytical decomposition of predictive variance allows practitioners to differentiate irreducible measurement noise from out-of-distribution (OOD) novelty.</w:t>
       </w:r>
     </w:p>
     <w:p>
@@ -438,380 +434,373 @@
           <w:bCs/>
           <w:b/>
         </w:rPr>
-        <w:t xml:space="preserve">Lower Bound:</w:t>
+        <w:t xml:space="preserve">Empirical Rigor:</w:t>
+      </w:r>
+      <w:r>
+        <w:t xml:space="preserve"> </w:t>
+      </w:r>
+      <w:r>
+        <w:t xml:space="preserve">The empirical evaluations confirm that ensemble variance tracks structural residual spikes more effectively than conventional single-point approximations, providing an intuitive, interpretable signal for human decision-makers.</w:t>
+      </w:r>
+    </w:p>
+    <w:bookmarkEnd w:id="22"/>
+    <w:bookmarkStart w:id="23" w:name="methodological-gaps"/>
+    <w:p>
+      <w:pPr>
+        <w:pStyle w:val="Heading3"/>
+      </w:pPr>
+      <w:r>
+        <w:t xml:space="preserve">Methodological Gaps</w:t>
+      </w:r>
+    </w:p>
+    <w:p>
+      <w:pPr>
+        <w:pStyle w:val="FirstParagraph"/>
+      </w:pPr>
+      <w:r>
+        <w:t xml:space="preserve">The empirical evidence partially diverges from the authors’ strongest theoretical assertions:</w:t>
+      </w:r>
+      <w:r>
+        <w:t xml:space="preserve"> </w:t>
+      </w:r>
+      <w:r>
+        <w:t xml:space="preserve">1.</w:t>
+      </w:r>
+      <w:r>
+        <w:t xml:space="preserve"> </w:t>
+      </w:r>
+      <w:r>
+        <w:rPr>
+          <w:bCs/>
+          <w:b/>
+        </w:rPr>
+        <w:t xml:space="preserve">Computational Overhead vs. Practical Feasibility:</w:t>
+      </w:r>
+      <w:r>
+        <w:t xml:space="preserve"> </w:t>
+      </w:r>
+      <w:r>
+        <w:t xml:space="preserve">Monte Carlo approximations and deep ensembling introduce linear computational penalties during inference, making real-time deployment in latency-sensitive pipelines questionable.</w:t>
+      </w:r>
+      <w:r>
+        <w:t xml:space="preserve"> </w:t>
+      </w:r>
+      <w:r>
+        <w:t xml:space="preserve">2.</w:t>
+      </w:r>
+      <w:r>
+        <w:t xml:space="preserve"> </w:t>
+      </w:r>
+      <w:r>
+        <w:rPr>
+          <w:bCs/>
+          <w:b/>
+        </w:rPr>
+        <w:t xml:space="preserve">Pathological Calibration in Extremes:</w:t>
+      </w:r>
+      <w:r>
+        <w:t xml:space="preserve"> </w:t>
+      </w:r>
+      <w:r>
+        <w:t xml:space="preserve">While the aggregate calibration (ECE) improves, localized tail-risk predictions remain volatile. The empirical support degrades precisely where the feature manifold thins, revealing that aggregate calibration metrics still mask localized overconfidence in high-consequence regions.</w:t>
+      </w:r>
+    </w:p>
+    <w:p>
+      <w:r>
+        <w:pict>
+          <v:rect style="width:0;height:1.5pt" o:hralign="center" o:hrstd="t" o:hr="t"/>
+        </w:pict>
+      </w:r>
+    </w:p>
+    <w:bookmarkEnd w:id="23"/>
+    <w:bookmarkEnd w:id="24"/>
+    <w:bookmarkStart w:id="25" w:name="interrogate"/>
+    <w:p>
+      <w:pPr>
+        <w:pStyle w:val="Heading1"/>
+      </w:pPr>
+      <w:r>
+        <w:t xml:space="preserve">Interrogate</w:t>
+      </w:r>
+    </w:p>
+    <w:p>
+      <w:pPr>
+        <w:pStyle w:val="FirstParagraph"/>
+      </w:pPr>
+      <w:r>
+        <w:t xml:space="preserve">Applying the</w:t>
+      </w:r>
+      <w:r>
+        <w:t xml:space="preserve"> </w:t>
+      </w:r>
+      <w:r>
+        <w:rPr>
+          <w:bCs/>
+          <w:b/>
+        </w:rPr>
+        <w:t xml:space="preserve">Prediction Trust Audit Lens</w:t>
+      </w:r>
+      <w:r>
+        <w:t xml:space="preserve">, the paper’s primary vulnerability lies in its implicit stationarity assumption: that calibrated uncertainties observed over validation manifolds will faithfully bound errors under real-world covariate and concept shifts.</w:t>
+      </w:r>
+    </w:p>
+    <w:tbl>
+      <w:tblPr>
+        <w:tblStyle w:val="Table"/>
+        <w:tblW w:type="pct" w:w="5000"/>
+        <w:tblLook w:firstRow="1" w:lastRow="0" w:firstColumn="0" w:lastColumn="0" w:noHBand="0" w:noVBand="0" w:val="0020"/>
+        <w:jc w:val="start"/>
+        <w:tblLayout w:type="fixed"/>
+      </w:tblPr>
+      <w:tblGrid>
+        <w:gridCol w:w="2640"/>
+        <w:gridCol w:w="2640"/>
+        <w:gridCol w:w="2640"/>
+      </w:tblGrid>
+      <w:tr>
+        <w:trPr>
+          <w:tblHeader w:val="true"/>
+        </w:trPr>
+        <w:tc>
+          <w:tcPr/>
+          <w:p>
+            <w:pPr>
+              <w:pStyle w:val="Compact"/>
+              <w:jc w:val="left"/>
+            </w:pPr>
+            <w:r>
+              <w:t xml:space="preserve">Audit Dimension</w:t>
+            </w:r>
+          </w:p>
+        </w:tc>
+        <w:tc>
+          <w:tcPr/>
+          <w:p>
+            <w:pPr>
+              <w:pStyle w:val="Compact"/>
+              <w:jc w:val="left"/>
+            </w:pPr>
+            <w:r>
+              <w:t xml:space="preserve">Core Assumption / Vulnerability</w:t>
+            </w:r>
+          </w:p>
+        </w:tc>
+        <w:tc>
+          <w:tcPr/>
+          <w:p>
+            <w:pPr>
+              <w:pStyle w:val="Compact"/>
+              <w:jc w:val="left"/>
+            </w:pPr>
+            <w:r>
+              <w:t xml:space="preserve">Predictive Risk</w:t>
+            </w:r>
+          </w:p>
+        </w:tc>
+      </w:tr>
+      <w:tr>
+        <w:tc>
+          <w:tcPr/>
+          <w:p>
+            <w:pPr>
+              <w:pStyle w:val="Compact"/>
+              <w:jc w:val="left"/>
+            </w:pPr>
+            <w:r>
+              <w:rPr>
+                <w:bCs/>
+                <w:b/>
+              </w:rPr>
+              <w:t xml:space="preserve">Statistical Validity</w:t>
+            </w:r>
+          </w:p>
+        </w:tc>
+        <w:tc>
+          <w:tcPr/>
+          <w:p>
+            <w:pPr>
+              <w:pStyle w:val="Compact"/>
+              <w:jc w:val="left"/>
+            </w:pPr>
+            <w:r>
+              <w:t xml:space="preserve">Residual distributions satisfy exchangeability or stable Gaussian assumptions.</w:t>
+            </w:r>
+          </w:p>
+        </w:tc>
+        <w:tc>
+          <w:tcPr/>
+          <w:p>
+            <w:pPr>
+              <w:pStyle w:val="Compact"/>
+              <w:jc w:val="left"/>
+            </w:pPr>
+            <w:r>
+              <w:t xml:space="preserve">Under heavy-tailed or heteroscedastic noise regimes, uncertainty intervals underestimate catastrophic tail errors.</w:t>
+            </w:r>
+          </w:p>
+        </w:tc>
+      </w:tr>
+      <w:tr>
+        <w:tc>
+          <w:tcPr/>
+          <w:p>
+            <w:pPr>
+              <w:pStyle w:val="Compact"/>
+              <w:jc w:val="left"/>
+            </w:pPr>
+            <w:r>
+              <w:rPr>
+                <w:bCs/>
+                <w:b/>
+              </w:rPr>
+              <w:t xml:space="preserve">Epistemic Boundaries</w:t>
+            </w:r>
+          </w:p>
+        </w:tc>
+        <w:tc>
+          <w:tcPr/>
+          <w:p>
+            <w:pPr>
+              <w:pStyle w:val="Compact"/>
+              <w:jc w:val="left"/>
+            </w:pPr>
+            <w:r>
+              <w:t xml:space="preserve">Low variance across an ensemble implies certainty in the prediction.</w:t>
+            </w:r>
+          </w:p>
+        </w:tc>
+        <w:tc>
+          <w:tcPr/>
+          <w:p>
+            <w:pPr>
+              <w:pStyle w:val="Compact"/>
+              <w:jc w:val="left"/>
+            </w:pPr>
+            <w:r>
+              <w:t xml:space="preserve">If all models share inductive architecture biases, ensemble unanimity reflects collective blindness rather than true ground-truth confidence.</w:t>
+            </w:r>
+          </w:p>
+        </w:tc>
+      </w:tr>
+      <w:tr>
+        <w:tc>
+          <w:tcPr/>
+          <w:p>
+            <w:pPr>
+              <w:pStyle w:val="Compact"/>
+              <w:jc w:val="left"/>
+            </w:pPr>
+            <w:r>
+              <w:rPr>
+                <w:bCs/>
+                <w:b/>
+              </w:rPr>
+              <w:t xml:space="preserve">Ethical &amp; Operational Safety</w:t>
+            </w:r>
+          </w:p>
+        </w:tc>
+        <w:tc>
+          <w:tcPr/>
+          <w:p>
+            <w:pPr>
+              <w:pStyle w:val="Compact"/>
+              <w:jc w:val="left"/>
+            </w:pPr>
+            <w:r>
+              <w:t xml:space="preserve">Decision-makers interpret wider intervals as actionable warnings to defer judgment.</w:t>
+            </w:r>
+          </w:p>
+        </w:tc>
+        <w:tc>
+          <w:tcPr/>
+          <w:p>
+            <w:pPr>
+              <w:pStyle w:val="Compact"/>
+              <w:jc w:val="left"/>
+            </w:pPr>
+            <w:r>
+              <w:t xml:space="preserve">In practice, uncalibrated operational thresholds lead operators to ignore diffuse bounds or over-rely on brittle point predictions.</w:t>
+            </w:r>
+          </w:p>
+        </w:tc>
+      </w:tr>
+    </w:tbl>
+    <w:p>
+      <w:pPr>
+        <w:pStyle w:val="BodyText"/>
+      </w:pPr>
+      <w:r>
+        <w:t xml:space="preserve">Predictive AI systems cannot decouple mathematical calibration from systemic domain shifts. A system claiming</w:t>
       </w:r>
       <w:r>
         <w:t xml:space="preserve"> </w:t>
       </w:r>
       <m:oMath>
-        <m:sSub>
-          <m:e>
-            <m:r>
-              <m:t>v</m:t>
-            </m:r>
-          </m:e>
-          <m:sub>
-            <m:r>
-              <m:t>l</m:t>
-            </m:r>
-            <m:r>
-              <m:t>o</m:t>
-            </m:r>
-            <m:r>
-              <m:t>w</m:t>
-            </m:r>
-            <m:r>
-              <m:t>C</m:t>
-            </m:r>
-            <m:r>
-              <m:t>P</m:t>
-            </m:r>
-          </m:sub>
-        </m:sSub>
-        <m:d>
-          <m:dPr>
-            <m:begChr m:val="("/>
-            <m:endChr m:val=")"/>
-            <m:sepChr m:val=""/>
-            <m:grow/>
-          </m:dPr>
-          <m:e>
-            <m:r>
-              <m:t>A</m:t>
-            </m:r>
-            <m:r>
-              <m:rPr>
-                <m:sty m:val="p"/>
-              </m:rPr>
-              <m:t>,</m:t>
-            </m:r>
-            <m:r>
-              <m:t>x</m:t>
-            </m:r>
-          </m:e>
-        </m:d>
-        <m:box>
-          <m:boxPr>
-            <m:opEmu m:val="on"/>
-          </m:boxPr>
-          <m:e>
-            <m:r>
-              <m:rPr>
-                <m:sty m:val="p"/>
-              </m:rPr>
-              <m:t>:=</m:t>
-            </m:r>
-          </m:e>
-        </m:box>
+        <m:r>
+          <m:t>95</m:t>
+        </m:r>
         <m:r>
           <m:rPr>
             <m:sty m:val="p"/>
           </m:rPr>
-          <m:t>inf</m:t>
+          <m:t>%</m:t>
         </m:r>
-        <m:sSub>
-          <m:e>
-            <m:acc>
-              <m:accPr>
-                <m:chr m:val="̂"/>
-              </m:accPr>
-              <m:e>
-                <m:r>
-                  <m:t>C</m:t>
-                </m:r>
-              </m:e>
-            </m:acc>
-          </m:e>
-          <m:sub>
-            <m:r>
-              <m:t>A</m:t>
-            </m:r>
-          </m:sub>
-        </m:sSub>
-        <m:d>
-          <m:dPr>
-            <m:begChr m:val="("/>
-            <m:endChr m:val=")"/>
-            <m:sepChr m:val=""/>
-            <m:grow/>
-          </m:dPr>
-          <m:e>
-            <m:sSup>
-              <m:e>
-                <m:r>
-                  <m:t>x</m:t>
-                </m:r>
-              </m:e>
-              <m:sup>
-                <m:d>
-                  <m:dPr>
-                    <m:begChr m:val="("/>
-                    <m:endChr m:val=")"/>
-                    <m:sepChr m:val=""/>
-                    <m:grow/>
-                  </m:dPr>
-                  <m:e>
-                    <m:r>
-                      <m:t>A</m:t>
-                    </m:r>
-                  </m:e>
-                </m:d>
-              </m:sup>
-            </m:sSup>
-          </m:e>
-        </m:d>
       </m:oMath>
       <w:r>
-        <w:t xml:space="preserve">[cite: 5]</w:t>
-      </w:r>
-    </w:p>
-    <w:p>
-      <w:pPr>
-        <w:numPr>
-          <w:ilvl w:val="0"/>
-          <w:numId w:val="1001"/>
-        </w:numPr>
-        <w:pStyle w:val="Compact"/>
-      </w:pPr>
+        <w:t xml:space="preserve"> </w:t>
+      </w:r>
+      <w:r>
+        <w:t xml:space="preserve">nominal coverage fails the trust test if the structural dynamics generating the input covariates undergo an abrupt regime change that invalidates the underlying probabilistic bounds.</w:t>
+      </w:r>
+    </w:p>
+    <w:p>
+      <w:r>
+        <w:pict>
+          <v:rect style="width:0;height:1.5pt" o:hralign="center" o:hrstd="t" o:hr="t"/>
+        </w:pict>
+      </w:r>
+    </w:p>
+    <w:bookmarkEnd w:id="25"/>
+    <w:bookmarkStart w:id="27" w:name="reimagine"/>
+    <w:p>
+      <w:pPr>
+        <w:pStyle w:val="Heading1"/>
+      </w:pPr>
+      <w:r>
+        <w:t xml:space="preserve">Reimagine</w:t>
+      </w:r>
+    </w:p>
+    <w:p>
+      <w:pPr>
+        <w:pStyle w:val="FirstParagraph"/>
+      </w:pPr>
+      <w:r>
+        <w:t xml:space="preserve">To turn these limitations into actionable research, future work should move beyond unconstrained post-hoc statistical calibration and integrate</w:t>
+      </w:r>
+      <w:r>
+        <w:t xml:space="preserve"> </w:t>
+      </w:r>
       <w:r>
         <w:rPr>
           <w:bCs/>
           <w:b/>
         </w:rPr>
-        <w:t xml:space="preserve">Upper Bound:</w:t>
-      </w:r>
-      <w:r>
-        <w:t xml:space="preserve"> </w:t>
-      </w:r>
-      <m:oMath>
-        <m:sSub>
-          <m:e>
-            <m:r>
-              <m:t>v</m:t>
-            </m:r>
-          </m:e>
-          <m:sub>
-            <m:r>
-              <m:t>u</m:t>
-            </m:r>
-            <m:r>
-              <m:t>p</m:t>
-            </m:r>
-            <m:r>
-              <m:t>C</m:t>
-            </m:r>
-            <m:r>
-              <m:t>P</m:t>
-            </m:r>
-          </m:sub>
-        </m:sSub>
-        <m:d>
-          <m:dPr>
-            <m:begChr m:val="("/>
-            <m:endChr m:val=")"/>
-            <m:sepChr m:val=""/>
-            <m:grow/>
-          </m:dPr>
-          <m:e>
-            <m:r>
-              <m:t>A</m:t>
-            </m:r>
-            <m:r>
-              <m:rPr>
-                <m:sty m:val="p"/>
-              </m:rPr>
-              <m:t>,</m:t>
-            </m:r>
-            <m:r>
-              <m:t>x</m:t>
-            </m:r>
-          </m:e>
-        </m:d>
-        <m:box>
-          <m:boxPr>
-            <m:opEmu m:val="on"/>
-          </m:boxPr>
-          <m:e>
-            <m:r>
-              <m:rPr>
-                <m:sty m:val="p"/>
-              </m:rPr>
-              <m:t>:=</m:t>
-            </m:r>
-          </m:e>
-        </m:box>
-        <m:r>
-          <m:rPr>
-            <m:sty m:val="p"/>
-          </m:rPr>
-          <m:t>sup</m:t>
-        </m:r>
-        <m:sSub>
-          <m:e>
-            <m:acc>
-              <m:accPr>
-                <m:chr m:val="̂"/>
-              </m:accPr>
-              <m:e>
-                <m:r>
-                  <m:t>C</m:t>
-                </m:r>
-              </m:e>
-            </m:acc>
-          </m:e>
-          <m:sub>
-            <m:r>
-              <m:t>A</m:t>
-            </m:r>
-          </m:sub>
-        </m:sSub>
-        <m:d>
-          <m:dPr>
-            <m:begChr m:val="("/>
-            <m:endChr m:val=")"/>
-            <m:sepChr m:val=""/>
-            <m:grow/>
-          </m:dPr>
-          <m:e>
-            <m:sSup>
-              <m:e>
-                <m:r>
-                  <m:t>x</m:t>
-                </m:r>
-              </m:e>
-              <m:sup>
-                <m:d>
-                  <m:dPr>
-                    <m:begChr m:val="("/>
-                    <m:endChr m:val=")"/>
-                    <m:sepChr m:val=""/>
-                    <m:grow/>
-                  </m:dPr>
-                  <m:e>
-                    <m:r>
-                      <m:t>A</m:t>
-                    </m:r>
-                  </m:e>
-                </m:d>
-              </m:sup>
-            </m:sSup>
-          </m:e>
-        </m:d>
-      </m:oMath>
-      <w:r>
-        <w:t xml:space="preserve">[cite: 5]</w:t>
-      </w:r>
-    </w:p>
-    <w:p>
-      <w:pPr>
-        <w:pStyle w:val="FirstParagraph"/>
-      </w:pPr>
-      <w:r>
-        <w:t xml:space="preserve">The central contribution of the study is twofold: generalizing beyond standard Shapley values to the broader class of Harsanyi allocations (specifically proportional Shapley values) and providing an efficient Monte Carlo permutation-sampling scheme backed by asymptotic normality guarantees[cite: 1, 4, 6, 24].</w:t>
-      </w:r>
-    </w:p>
-    <w:p>
-      <w:pPr>
-        <w:pStyle w:val="BodyText"/>
-      </w:pPr>
-      <w:r>
-        <w:t xml:space="preserve">This work fundamentally recalibrates trustworthy predictive AI:</w:t>
-      </w:r>
-      <w:r>
-        <w:t xml:space="preserve"> </w:t>
-      </w:r>
-      <w:r>
-        <w:rPr>
-          <w:bCs/>
-          <w:b/>
-        </w:rPr>
-        <w:t xml:space="preserve">individual prediction trust shifts from a reliance on the feature drivers of a point estimate to a verified understanding of which inputs govern the margin of error and boundary risks</w:t>
-      </w:r>
-      <w:r>
-        <w:t xml:space="preserve">[cite: 1, 2, 4].</w:t>
-      </w:r>
-    </w:p>
-    <w:bookmarkEnd w:id="20"/>
-    <w:bookmarkStart w:id="21" w:name="analyze"/>
-    <w:p>
-      <w:pPr>
-        <w:pStyle w:val="Heading1"/>
-      </w:pPr>
-      <w:r>
-        <w:t xml:space="preserve">Analyze</w:t>
-      </w:r>
-    </w:p>
-    <w:p>
-      <w:pPr>
-        <w:pStyle w:val="FirstParagraph"/>
-      </w:pPr>
-      <w:r>
-        <w:t xml:space="preserve">The authors assess their framework across synthetic settings (Sobol-Levitan and modified Friedman benchmarks) and seven real-world datasets spanning diverse dimensionalities and sample sizes (e.g.,</w:t>
-      </w:r>
-      <w:r>
-        <w:t xml:space="preserve"> </w:t>
-      </w:r>
-      <w:r>
-        <w:rPr>
-          <w:iCs/>
-          <w:i/>
-        </w:rPr>
-        <w:t xml:space="preserve">bike</w:t>
-      </w:r>
-      <w:r>
-        <w:t xml:space="preserve">,</w:t>
-      </w:r>
-      <w:r>
-        <w:t xml:space="preserve"> </w:t>
-      </w:r>
-      <w:r>
-        <w:rPr>
-          <w:iCs/>
-          <w:i/>
-        </w:rPr>
-        <w:t xml:space="preserve">casp</w:t>
-      </w:r>
-      <w:r>
-        <w:t xml:space="preserve">,</w:t>
-      </w:r>
-      <w:r>
-        <w:t xml:space="preserve"> </w:t>
-      </w:r>
-      <w:r>
-        <w:rPr>
-          <w:iCs/>
-          <w:i/>
-        </w:rPr>
-        <w:t xml:space="preserve">concrete</w:t>
-      </w:r>
-      <w:r>
-        <w:t xml:space="preserve">,</w:t>
-      </w:r>
-      <w:r>
-        <w:t xml:space="preserve"> </w:t>
-      </w:r>
-      <w:r>
-        <w:rPr>
-          <w:iCs/>
-          <w:i/>
-        </w:rPr>
-        <w:t xml:space="preserve">facebook</w:t>
-      </w:r>
-      <w:r>
-        <w:t xml:space="preserve">,</w:t>
-      </w:r>
-      <w:r>
-        <w:t xml:space="preserve"> </w:t>
-      </w:r>
-      <w:r>
-        <w:rPr>
-          <w:iCs/>
-          <w:i/>
-        </w:rPr>
-        <w:t xml:space="preserve">UScrime</w:t>
-      </w:r>
-      <w:r>
-        <w:t xml:space="preserve">)[cite: 7, 8, 9, 10, 26]. The empirical evidence provides compelling support for their primary theoretical claims:</w:t>
+        <w:t xml:space="preserve">Physics-Informed, Operator-Theoretic Uncertainty Bounds</w:t>
+      </w:r>
+      <w:r>
+        <w:t xml:space="preserve"> </w:t>
+      </w:r>
+      <w:r>
+        <w:t xml:space="preserve">into the predictive architecture.</w:t>
+      </w:r>
+    </w:p>
+    <w:bookmarkStart w:id="26" w:name="Xa91146672f5a1659ea97116758112f20d95296d"/>
+    <w:p>
+      <w:pPr>
+        <w:pStyle w:val="Heading3"/>
+      </w:pPr>
+      <w:r>
+        <w:t xml:space="preserve">Proposed Study Architecture: Dynamically Constrained Conformal Ensembles</w:t>
       </w:r>
     </w:p>
     <w:p>
@@ -827,85 +816,13 @@
           <w:bCs/>
           <w:b/>
         </w:rPr>
-        <w:t xml:space="preserve">Decoupling Moments from Quantiles:</w:t>
-      </w:r>
-      <w:r>
-        <w:t xml:space="preserve"> </w:t>
-      </w:r>
-      <w:r>
-        <w:t xml:space="preserve">On the modified Friedman benchmark—where conditional mean (</w:t>
-      </w:r>
-      <m:oMath>
-        <m:sSub>
-          <m:e>
-            <m:r>
-              <m:t>X</m:t>
-            </m:r>
-          </m:e>
-          <m:sub>
-            <m:r>
-              <m:t>6</m:t>
-            </m:r>
-          </m:sub>
-        </m:sSub>
-        <m:r>
-          <m:rPr>
-            <m:nor/>
-            <m:sty m:val="p"/>
-          </m:rPr>
-          <m:t>–</m:t>
-        </m:r>
-        <m:sSub>
-          <m:e>
-            <m:r>
-              <m:t>X</m:t>
-            </m:r>
-          </m:e>
-          <m:sub>
-            <m:r>
-              <m:t>10</m:t>
-            </m:r>
-          </m:sub>
-        </m:sSub>
-      </m:oMath>
-      <w:r>
-        <w:t xml:space="preserve">) and conditional variance (</w:t>
-      </w:r>
-      <m:oMath>
-        <m:sSub>
-          <m:e>
-            <m:r>
-              <m:t>X</m:t>
-            </m:r>
-          </m:e>
-          <m:sub>
-            <m:r>
-              <m:t>1</m:t>
-            </m:r>
-          </m:sub>
-        </m:sSub>
-        <m:r>
-          <m:rPr>
-            <m:nor/>
-            <m:sty m:val="p"/>
-          </m:rPr>
-          <m:t>–</m:t>
-        </m:r>
-        <m:sSub>
-          <m:e>
-            <m:r>
-              <m:t>X</m:t>
-            </m:r>
-          </m:e>
-          <m:sub>
-            <m:r>
-              <m:t>5</m:t>
-            </m:r>
-          </m:sub>
-        </m:sSub>
-      </m:oMath>
-      <w:r>
-        <w:t xml:space="preserve">) are driven by disjoint sets of covariates—interval width attributions via Locally Adaptive Conformal Prediction (LACP) and Conformalized Quantile Regression (CQR) correctly isolate dispersion drivers without mistaking them for mean effectors[cite: 8]. This empirically proves that quantile-based conformal attribution captures structural dispersion inaccessible to standard moment-based SHAP[cite: 8, 10].</w:t>
+        <w:t xml:space="preserve">Structural Inductive Priors:</w:t>
+      </w:r>
+      <w:r>
+        <w:t xml:space="preserve"> </w:t>
+      </w:r>
+      <w:r>
+        <w:t xml:space="preserve">Rather than treating prediction as an unconstrained regression task, incorporate conservation laws, governing system differential operators, or invariant domain relationships directly into the neural loss landscape.</w:t>
       </w:r>
     </w:p>
     <w:p>
@@ -921,29 +838,13 @@
           <w:bCs/>
           <w:b/>
         </w:rPr>
-        <w:t xml:space="preserve">Sensitivity to Allocation Norms:</w:t>
-      </w:r>
-      <w:r>
-        <w:t xml:space="preserve"> </w:t>
-      </w:r>
-      <w:r>
-        <w:t xml:space="preserve">Evaluated across LightGBM, Random Forests, and Quantile Regressors, Shapley and Proportional Shapley (P-Shapley) values yield divergent rankings on complex real manifolds such as the</w:t>
-      </w:r>
-      <w:r>
-        <w:t xml:space="preserve"> </w:t>
-      </w:r>
-      <w:r>
-        <w:rPr>
-          <w:iCs/>
-          <w:i/>
-        </w:rPr>
-        <w:t xml:space="preserve">facebook</w:t>
-      </w:r>
-      <w:r>
-        <w:t xml:space="preserve"> </w:t>
-      </w:r>
-      <w:r>
-        <w:t xml:space="preserve">dataset[cite: 8, 9, 10]. Concordance between allocations acts as an indicator of explanatory stability, while divergence highlights coalition dividend dynamics that egalitarian Shapley values flatten[cite: 4, 5, 10].</w:t>
+        <w:t xml:space="preserve">Adaptive Conformal Split Calibration:</w:t>
+      </w:r>
+      <w:r>
+        <w:t xml:space="preserve"> </w:t>
+      </w:r>
+      <w:r>
+        <w:t xml:space="preserve">Implement non-exchangeable, locally-weighted split conformal prediction where the calibration non-conformity score explicitly accounts for temporal and spatial autocorrelation.</w:t>
       </w:r>
     </w:p>
     <w:p>
@@ -959,100 +860,13 @@
           <w:bCs/>
           <w:b/>
         </w:rPr>
-        <w:t xml:space="preserve">Computational Guarantees:</w:t>
-      </w:r>
-      <w:r>
-        <w:t xml:space="preserve"> </w:t>
-      </w:r>
-      <w:r>
-        <w:t xml:space="preserve">The permutation-based Monte Carlo sampling scheme achieves empirical convergence to exact values with model evaluations scaling significantly below the theoretical</w:t>
-      </w:r>
-      <w:r>
-        <w:t xml:space="preserve"> </w:t>
-      </w:r>
-      <m:oMath>
-        <m:r>
-          <m:t>m</m:t>
-        </m:r>
-        <m:r>
-          <m:rPr>
-            <m:sty m:val="p"/>
-          </m:rPr>
-          <m:t>×</m:t>
-        </m:r>
-        <m:r>
-          <m:t>d</m:t>
-        </m:r>
-      </m:oMath>
-      <w:r>
-        <w:t xml:space="preserve"> </w:t>
-      </w:r>
-      <w:r>
-        <w:t xml:space="preserve">ceiling, delivering order-of-magnitude wall-clock speedups[cite: 6, 7, 24].</w:t>
-      </w:r>
-    </w:p>
-    <w:p>
-      <w:pPr>
-        <w:pStyle w:val="FirstParagraph"/>
-      </w:pPr>
-      <w:r>
-        <w:t xml:space="preserve">The authors’ experimental pipeline successfully demonstrates that uncertainty attribution is orthogonal to point attribution, offering an indispensable diagnostic layer for validating model predictions[cite: 1, 8, 10].</w:t>
-      </w:r>
-    </w:p>
-    <w:bookmarkEnd w:id="21"/>
-    <w:bookmarkStart w:id="22" w:name="interrogate"/>
-    <w:p>
-      <w:pPr>
-        <w:pStyle w:val="Heading1"/>
-      </w:pPr>
-      <w:r>
-        <w:t xml:space="preserve">Interrogate</w:t>
-      </w:r>
-    </w:p>
-    <w:p>
-      <w:pPr>
-        <w:pStyle w:val="FirstParagraph"/>
-      </w:pPr>
-      <w:r>
-        <w:t xml:space="preserve">Applying the</w:t>
-      </w:r>
-      <w:r>
-        <w:t xml:space="preserve"> </w:t>
-      </w:r>
-      <w:r>
-        <w:rPr>
-          <w:bCs/>
-          <w:b/>
-        </w:rPr>
-        <w:t xml:space="preserve">Prediction Trust Audit</w:t>
-      </w:r>
-      <w:r>
-        <w:t xml:space="preserve"> </w:t>
-      </w:r>
-      <w:r>
-        <w:t xml:space="preserve">reveals key methodological tensions and validity boundaries in the proposed setup:</w:t>
-      </w:r>
-    </w:p>
-    <w:p>
-      <w:pPr>
-        <w:numPr>
-          <w:ilvl w:val="0"/>
-          <w:numId w:val="1003"/>
-        </w:numPr>
-        <w:pStyle w:val="Compact"/>
-      </w:pPr>
-      <w:r>
-        <w:rPr>
-          <w:bCs/>
-          <w:b/>
-        </w:rPr>
-        <w:t xml:space="preserve">Sub-model Retraining and Exchangeability Violations:</w:t>
-      </w:r>
-      <w:r>
-        <w:t xml:space="preserve"> </w:t>
-      </w:r>
-      <w:r>
-        <w:t xml:space="preserve">Both the exact (Algorithm 1) and Monte Carlo (Algorithm 2) procedures require retraining models</w:t>
+        <w:t xml:space="preserve">Automated Deferral Mechanisms:</w:t>
+      </w:r>
+      <w:r>
+        <w:t xml:space="preserve"> </w:t>
+      </w:r>
+      <w:r>
+        <w:t xml:space="preserve">Design an optimal control rejection policy. When the decomposed epistemic uncertainty surpasses an empirical threshold</w:t>
       </w:r>
       <w:r>
         <w:t xml:space="preserve"> </w:t>
@@ -1060,442 +874,52 @@
       <m:oMath>
         <m:sSub>
           <m:e>
-            <m:acc>
-              <m:accPr>
-                <m:chr m:val="̂"/>
-              </m:accPr>
-              <m:e>
-                <m:r>
-                  <m:t>f</m:t>
-                </m:r>
-              </m:e>
-            </m:acc>
+            <m:r>
+              <m:t>τ</m:t>
+            </m:r>
           </m:e>
           <m:sub>
             <m:r>
-              <m:t>A</m:t>
+              <m:rPr>
+                <m:nor/>
+                <m:sty m:val="p"/>
+              </m:rPr>
+              <m:t>epistemic</m:t>
             </m:r>
           </m:sub>
         </m:sSub>
       </m:oMath>
       <w:r>
-        <w:t xml:space="preserve"> </w:t>
-      </w:r>
-      <w:r>
-        <w:t xml:space="preserve">and computing calibration scores</w:t>
-      </w:r>
-      <w:r>
-        <w:t xml:space="preserve"> </w:t>
-      </w:r>
-      <m:oMath>
-        <m:sSub>
-          <m:e>
-            <m:r>
-              <m:rPr>
-                <m:sty m:val="p"/>
-                <m:scr m:val="script"/>
-              </m:rPr>
-              <m:t>S</m:t>
-            </m:r>
-          </m:e>
-          <m:sub>
-            <m:r>
-              <m:t>A</m:t>
-            </m:r>
-          </m:sub>
-        </m:sSub>
-      </m:oMath>
-      <w:r>
-        <w:t xml:space="preserve"> </w:t>
-      </w:r>
-      <w:r>
-        <w:t xml:space="preserve">across feature subsets</w:t>
-      </w:r>
-      <w:r>
-        <w:t xml:space="preserve"> </w:t>
-      </w:r>
-      <m:oMath>
-        <m:r>
-          <m:t>A</m:t>
-        </m:r>
-        <m:r>
-          <m:rPr>
-            <m:sty m:val="p"/>
-          </m:rPr>
-          <m:t>⊆</m:t>
-        </m:r>
-        <m:r>
-          <m:t>D</m:t>
-        </m:r>
-      </m:oMath>
-      <w:r>
-        <w:t xml:space="preserve">[cite: 5, 6]. Conformal validity relies strictly on the exchangeability of calibration and test data[cite: 3]. Projecting data onto lower-dimensional subspaces</w:t>
-      </w:r>
-      <w:r>
-        <w:t xml:space="preserve"> </w:t>
-      </w:r>
-      <m:oMath>
-        <m:sSup>
-          <m:e>
-            <m:r>
-              <m:t>X</m:t>
-            </m:r>
-          </m:e>
-          <m:sup>
-            <m:d>
-              <m:dPr>
-                <m:begChr m:val="("/>
-                <m:endChr m:val=")"/>
-                <m:sepChr m:val=""/>
-                <m:grow/>
-              </m:dPr>
-              <m:e>
-                <m:r>
-                  <m:t>A</m:t>
-                </m:r>
-              </m:e>
-            </m:d>
-          </m:sup>
-        </m:sSup>
-      </m:oMath>
-      <w:r>
-        <w:t xml:space="preserve"> </w:t>
-      </w:r>
-      <w:r>
-        <w:t xml:space="preserve">alters the correlation structure and residual behavior, potentially violating exchangeability across sub-coalitions when variables are highly correlated[cite: 3, 5, 6].</w:t>
-      </w:r>
-    </w:p>
-    <w:p>
-      <w:pPr>
-        <w:numPr>
-          <w:ilvl w:val="0"/>
-          <w:numId w:val="1003"/>
-        </w:numPr>
-        <w:pStyle w:val="Compact"/>
-      </w:pPr>
-      <w:r>
-        <w:rPr>
-          <w:bCs/>
-          <w:b/>
-        </w:rPr>
-        <w:t xml:space="preserve">Non-Monotonicity and Negative Allocations:</w:t>
-      </w:r>
-      <w:r>
-        <w:t xml:space="preserve"> </w:t>
-      </w:r>
-      <w:r>
-        <w:t xml:space="preserve">Unlike probability measures, conformal intervals for nested sub-models are not monotonic: adding features does not guarantee a narrower interval (</w:t>
-      </w:r>
-      <m:oMath>
-        <m:r>
-          <m:t>A</m:t>
-        </m:r>
-        <m:r>
-          <m:rPr>
-            <m:sty m:val="p"/>
-          </m:rPr>
-          <m:t>⊂</m:t>
-        </m:r>
-        <m:r>
-          <m:t>B</m:t>
-        </m:r>
-        <m:box>
-          <m:boxPr>
-            <m:opEmu m:val="on"/>
-          </m:boxPr>
-          <m:e>
-            <m:r>
-              <m:rPr>
-                <m:sty m:val="p"/>
-              </m:rPr>
-              <m:t>⇏</m:t>
-            </m:r>
-          </m:e>
-        </m:box>
-        <m:sSub>
-          <m:e>
-            <m:r>
-              <m:t>v</m:t>
-            </m:r>
-          </m:e>
-          <m:sub>
-            <m:r>
-              <m:t>ω</m:t>
-            </m:r>
-            <m:r>
-              <m:t>C</m:t>
-            </m:r>
-            <m:r>
-              <m:t>P</m:t>
-            </m:r>
-          </m:sub>
-        </m:sSub>
-        <m:d>
-          <m:dPr>
-            <m:begChr m:val="("/>
-            <m:endChr m:val=")"/>
-            <m:sepChr m:val=""/>
-            <m:grow/>
-          </m:dPr>
-          <m:e>
-            <m:r>
-              <m:t>A</m:t>
-            </m:r>
-          </m:e>
-        </m:d>
-        <m:r>
-          <m:rPr>
-            <m:sty m:val="p"/>
-          </m:rPr>
-          <m:t>≤</m:t>
-        </m:r>
-        <m:sSub>
-          <m:e>
-            <m:r>
-              <m:t>v</m:t>
-            </m:r>
-          </m:e>
-          <m:sub>
-            <m:r>
-              <m:t>ω</m:t>
-            </m:r>
-            <m:r>
-              <m:t>C</m:t>
-            </m:r>
-            <m:r>
-              <m:t>P</m:t>
-            </m:r>
-          </m:sub>
-        </m:sSub>
-        <m:d>
-          <m:dPr>
-            <m:begChr m:val="("/>
-            <m:endChr m:val=")"/>
-            <m:sepChr m:val=""/>
-            <m:grow/>
-          </m:dPr>
-          <m:e>
-            <m:r>
-              <m:t>B</m:t>
-            </m:r>
-          </m:e>
-        </m:d>
-      </m:oMath>
-      <w:r>
-        <w:t xml:space="preserve">)[cite: 5]. Normalizing allocations against baseline empty sets can consequently generate negative contributions to interval width, implying that including informative features could paradoxically expand predictive uncertainty due to finite-sample calibration variance[cite: 5].</w:t>
-      </w:r>
-    </w:p>
-    <w:p>
-      <w:pPr>
-        <w:numPr>
-          <w:ilvl w:val="0"/>
-          <w:numId w:val="1003"/>
-        </w:numPr>
-        <w:pStyle w:val="Compact"/>
-      </w:pPr>
-      <w:r>
-        <w:rPr>
-          <w:bCs/>
-          <w:b/>
-        </w:rPr>
-        <w:t xml:space="preserve">Operational and Regulatory Friction:</w:t>
-      </w:r>
-      <w:r>
-        <w:t xml:space="preserve"> </w:t>
-      </w:r>
-      <w:r>
-        <w:t xml:space="preserve">In high-stakes settings (e.g., healthcare or lending), presenting end-users or compliance auditors with divergent Shapley vs. P-Shapley rankings or counter-intuitive negative uncertainty attributions can compromise procedural trust, increasing the risk of misinterpretation[cite: 1, 5, 10].</w:t>
-      </w:r>
-    </w:p>
-    <w:bookmarkEnd w:id="22"/>
-    <w:bookmarkStart w:id="23" w:name="reimagine"/>
+        <w:t xml:space="preserve">, the system halts autonomous execution, logging the anomalous vector to an active-learning buffer for expert triage.</w:t>
+      </w:r>
+    </w:p>
+    <w:p>
+      <w:pPr>
+        <w:pStyle w:val="FirstParagraph"/>
+      </w:pPr>
+      <w:r>
+        <w:t xml:space="preserve">By constraining predictive uncertainty with physical or structural invariants, this extension ensures that even when data is sparse, the system’s confidence estimates remain bounded by first principles rather than speculative statistical extrapolation.</w:t>
+      </w:r>
+    </w:p>
+    <w:p>
+      <w:r>
+        <w:pict>
+          <v:rect style="width:0;height:1.5pt" o:hralign="center" o:hrstd="t" o:hr="t"/>
+        </w:pict>
+      </w:r>
+    </w:p>
+    <w:bookmarkEnd w:id="26"/>
+    <w:bookmarkEnd w:id="27"/>
+    <w:bookmarkStart w:id="28" w:name="references"/>
     <w:p>
       <w:pPr>
         <w:pStyle w:val="Heading1"/>
       </w:pPr>
       <w:r>
-        <w:t xml:space="preserve">Reimagine</w:t>
-      </w:r>
-    </w:p>
-    <w:p>
-      <w:pPr>
-        <w:pStyle w:val="FirstParagraph"/>
-      </w:pPr>
-      <w:r>
-        <w:t xml:space="preserve">To resolve the combinatorial burden and manifold disruptions caused by retraining sub-models, future work should develop an</w:t>
-      </w:r>
-      <w:r>
-        <w:t xml:space="preserve"> </w:t>
-      </w:r>
-      <w:r>
-        <w:rPr>
-          <w:bCs/>
-          <w:b/>
-        </w:rPr>
-        <w:t xml:space="preserve">In-Manifold Masked Conformal Uncertainty Attribution</w:t>
-      </w:r>
-      <w:r>
-        <w:t xml:space="preserve"> </w:t>
-      </w:r>
-      <w:r>
-        <w:t xml:space="preserve">framework:</w:t>
-      </w:r>
-    </w:p>
-    <w:p>
-      <w:pPr>
-        <w:numPr>
-          <w:ilvl w:val="0"/>
-          <w:numId w:val="1004"/>
-        </w:numPr>
-        <w:pStyle w:val="Compact"/>
-      </w:pPr>
-      <w:r>
-        <w:rPr>
-          <w:bCs/>
-          <w:b/>
-        </w:rPr>
-        <w:t xml:space="preserve">In-Manifold Masked Ensembles:</w:t>
-      </w:r>
-      <w:r>
-        <w:t xml:space="preserve"> </w:t>
-      </w:r>
-      <w:r>
-        <w:t xml:space="preserve">Rather than refitting</w:t>
-      </w:r>
-      <w:r>
-        <w:t xml:space="preserve"> </w:t>
-      </w:r>
-      <m:oMath>
-        <m:sSup>
-          <m:e>
-            <m:r>
-              <m:t>2</m:t>
-            </m:r>
-          </m:e>
-          <m:sup>
-            <m:r>
-              <m:t>d</m:t>
-            </m:r>
-          </m:sup>
-        </m:sSup>
-      </m:oMath>
-      <w:r>
-        <w:t xml:space="preserve"> </w:t>
-      </w:r>
-      <w:r>
-        <w:t xml:space="preserve">distinct models on marginal projections</w:t>
-      </w:r>
-      <w:r>
-        <w:t xml:space="preserve"> </w:t>
-      </w:r>
-      <m:oMath>
-        <m:sSub>
-          <m:e>
-            <m:r>
-              <m:rPr>
-                <m:sty m:val="p"/>
-                <m:scr m:val="script"/>
-              </m:rPr>
-              <m:t>D</m:t>
-            </m:r>
-          </m:e>
-          <m:sub>
-            <m:r>
-              <m:t>A</m:t>
-            </m:r>
-          </m:sub>
-        </m:sSub>
-      </m:oMath>
-      <w:r>
-        <w:t xml:space="preserve">, train a single backbone conditioned on feature inclusion masks, paired with conditional generative diffusion or masked autoencoders to integrate over missing features</w:t>
-      </w:r>
-      <w:r>
-        <w:t xml:space="preserve"> </w:t>
-      </w:r>
-      <m:oMath>
-        <m:r>
-          <m:t>D</m:t>
-        </m:r>
-        <m:r>
-          <m:rPr>
-            <m:sty m:val="p"/>
-          </m:rPr>
-          <m:t>\</m:t>
-        </m:r>
-        <m:r>
-          <m:t>A</m:t>
-        </m:r>
-      </m:oMath>
-      <w:r>
-        <w:t xml:space="preserve"> </w:t>
-      </w:r>
-      <w:r>
-        <w:t xml:space="preserve">within the empirical data manifold[cite: 3, 5, 6].</w:t>
-      </w:r>
-    </w:p>
-    <w:p>
-      <w:pPr>
-        <w:numPr>
-          <w:ilvl w:val="0"/>
-          <w:numId w:val="1004"/>
-        </w:numPr>
-        <w:pStyle w:val="Compact"/>
-      </w:pPr>
-      <w:r>
-        <w:rPr>
-          <w:bCs/>
-          <w:b/>
-        </w:rPr>
-        <w:t xml:space="preserve">Amortized Quantile Surrogates:</w:t>
-      </w:r>
-      <w:r>
-        <w:t xml:space="preserve"> </w:t>
-      </w:r>
-      <w:r>
-        <w:t xml:space="preserve">Train an amortized surrogate network—extending FastSHAP principles to conformal value functions—to predict the calibrated quantile intervals directly for any coalition vector, eliminating the need to re-evaluate conformity scores over permutations[cite: 6, 10, 13].</w:t>
-      </w:r>
-    </w:p>
-    <w:p>
-      <w:pPr>
-        <w:numPr>
-          <w:ilvl w:val="0"/>
-          <w:numId w:val="1004"/>
-        </w:numPr>
-        <w:pStyle w:val="Compact"/>
-      </w:pPr>
-      <w:r>
-        <w:rPr>
-          <w:bCs/>
-          <w:b/>
-        </w:rPr>
-        <w:t xml:space="preserve">Hypothesis and Empirical Verification:</w:t>
-      </w:r>
-      <w:r>
-        <w:t xml:space="preserve"> </w:t>
-      </w:r>
-      <w:r>
-        <w:t xml:space="preserve">Test this architecture on high-dimensional clinical and spatial datasets against Il Idrissi et al.’s exact retrained baseline[cite: 8, 26].</w:t>
-      </w:r>
-    </w:p>
-    <w:p>
-      <w:pPr>
-        <w:pStyle w:val="FirstParagraph"/>
-      </w:pPr>
-      <w:r>
-        <w:t xml:space="preserve">This extension would directly assess whether in-manifold imputation eliminates spurious negative allocations, preserves conformal exchangeability guarantees, and reduces computational latency to millisecond intervals required for production deployment[cite: 3, 5, 6].</w:t>
-      </w:r>
-    </w:p>
-    <w:bookmarkEnd w:id="23"/>
-    <w:bookmarkStart w:id="24" w:name="references"/>
-    <w:p>
-      <w:pPr>
-        <w:pStyle w:val="Heading1"/>
-      </w:pPr>
-      <w:r>
         <w:t xml:space="preserve">References</w:t>
       </w:r>
     </w:p>
-    <w:bookmarkEnd w:id="24"/>
+    <w:bookmarkEnd w:id="28"/>
     <w:sectPr/>
   </w:body>
 </w:document>
@@ -1770,12 +1194,6 @@
     <w:abstractNumId w:val="991"/>
   </w:num>
   <w:num w:numId="1002">
-    <w:abstractNumId w:val="991"/>
-  </w:num>
-  <w:num w:numId="1003">
-    <w:abstractNumId w:val="991"/>
-  </w:num>
-  <w:num w:numId="1004">
     <w:abstractNumId w:val="99411"/>
     <w:lvlOverride w:ilvl="0">
       <w:startOverride w:val="1"/>

--- a/reflection1.docx
+++ b/reflection1.docx
@@ -19,51 +19,25 @@
         <w:t xml:space="preserve"> </w:t>
       </w:r>
       <w:r>
-        <w:t xml:space="preserve">Reflection</w:t>
-      </w:r>
-      <w:r>
-        <w:t xml:space="preserve"> </w:t>
-      </w:r>
-      <w:r>
-        <w:t xml:space="preserve">#3:</w:t>
-      </w:r>
-      <w:r>
-        <w:t xml:space="preserve"> </w:t>
-      </w:r>
-      <w:r>
-        <w:t xml:space="preserve">Epistemic</w:t>
-      </w:r>
-      <w:r>
-        <w:t xml:space="preserve"> </w:t>
-      </w:r>
-      <w:r>
-        <w:t xml:space="preserve">Bounds</w:t>
-      </w:r>
-      <w:r>
-        <w:t xml:space="preserve"> </w:t>
-      </w:r>
-      <w:r>
-        <w:t xml:space="preserve">and</w:t>
-      </w:r>
-      <w:r>
-        <w:t xml:space="preserve"> </w:t>
-      </w:r>
-      <w:r>
-        <w:t xml:space="preserve">Prediction</w:t>
-      </w:r>
-      <w:r>
-        <w:t xml:space="preserve"> </w:t>
-      </w:r>
-      <w:r>
-        <w:t xml:space="preserve">Trust</w:t>
-      </w:r>
-    </w:p>
-    <w:p>
-      <w:pPr>
-        <w:pStyle w:val="Subtitle"/>
-      </w:pPr>
-      <w:r>
-        <w:t xml:space="preserve">Deconstructing</w:t>
+        <w:t xml:space="preserve">Reflection:</w:t>
+      </w:r>
+      <w:r>
+        <w:t xml:space="preserve"> </w:t>
+      </w:r>
+      <w:r>
+        <w:t xml:space="preserve">Unveiling</w:t>
+      </w:r>
+      <w:r>
+        <w:t xml:space="preserve"> </w:t>
+      </w:r>
+      <w:r>
+        <w:t xml:space="preserve">Sources</w:t>
+      </w:r>
+      <w:r>
+        <w:t xml:space="preserve"> </w:t>
+      </w:r>
+      <w:r>
+        <w:t xml:space="preserve">of</w:t>
       </w:r>
       <w:r>
         <w:t xml:space="preserve"> </w:t>
@@ -77,52 +51,6 @@
       <w:r>
         <w:t xml:space="preserve">Uncertainty</w:t>
       </w:r>
-      <w:r>
-        <w:t xml:space="preserve"> </w:t>
-      </w:r>
-      <w:r>
-        <w:t xml:space="preserve">in</w:t>
-      </w:r>
-      <w:r>
-        <w:t xml:space="preserve"> </w:t>
-      </w:r>
-      <w:r>
-        <w:t xml:space="preserve">Decision-Critical</w:t>
-      </w:r>
-      <w:r>
-        <w:t xml:space="preserve"> </w:t>
-      </w:r>
-      <w:r>
-        <w:t xml:space="preserve">AI</w:t>
-      </w:r>
-    </w:p>
-    <w:p>
-      <w:pPr>
-        <w:pStyle w:val="Author"/>
-      </w:pPr>
-      <w:r>
-        <w:t xml:space="preserve">Halson</w:t>
-      </w:r>
-      <w:r>
-        <w:t xml:space="preserve"> </w:t>
-      </w:r>
-      <w:r>
-        <w:t xml:space="preserve">Ogeto</w:t>
-      </w:r>
-      <w:r>
-        <w:t xml:space="preserve"> </w:t>
-      </w:r>
-      <w:r>
-        <w:t xml:space="preserve">Nyaberi</w:t>
-      </w:r>
-    </w:p>
-    <w:p>
-      <w:pPr>
-        <w:pStyle w:val="Date"/>
-      </w:pPr>
-      <w:r>
-        <w:t xml:space="preserve">2026-10-02</w:t>
-      </w:r>
     </w:p>
     <w:p>
       <w:pPr>
@@ -138,7 +66,7 @@
         <w:t xml:space="preserve">“</w:t>
       </w:r>
       <w:r>
-        <w:t xml:space="preserve">PAIR Scholarly Reflection #3: Epistemic Bounds and Prediction Trust</w:t>
+        <w:t xml:space="preserve">PAIR Scholarly Reflection: Unveiling Sources of Predictive Uncertainty</w:t>
       </w:r>
       <w:r>
         <w:t xml:space="preserve">”</w:t>
@@ -147,121 +75,7 @@
         <w:t xml:space="preserve"> </w:t>
       </w:r>
       <w:r>
-        <w:t xml:space="preserve">subtitle:</w:t>
-      </w:r>
-      <w:r>
-        <w:t xml:space="preserve"> </w:t>
-      </w:r>
-      <w:r>
-        <w:t xml:space="preserve">“</w:t>
-      </w:r>
-      <w:r>
-        <w:t xml:space="preserve">Deconstructing Predictive Uncertainty in Decision-Critical AI</w:t>
-      </w:r>
-      <w:r>
-        <w:t xml:space="preserve">”</w:t>
-      </w:r>
-      <w:r>
-        <w:t xml:space="preserve"> </w:t>
-      </w:r>
-      <w:r>
-        <w:t xml:space="preserve">author:</w:t>
-      </w:r>
-      <w:r>
-        <w:t xml:space="preserve"> </w:t>
-      </w:r>
-      <w:r>
-        <w:t xml:space="preserve">“</w:t>
-      </w:r>
-      <w:r>
-        <w:t xml:space="preserve">Halson Ogeto Nyaberi</w:t>
-      </w:r>
-      <w:r>
-        <w:t xml:space="preserve">”</w:t>
-      </w:r>
-      <w:r>
-        <w:t xml:space="preserve"> </w:t>
-      </w:r>
-      <w:r>
-        <w:t xml:space="preserve">date:</w:t>
-      </w:r>
-      <w:r>
-        <w:t xml:space="preserve"> </w:t>
-      </w:r>
-      <w:r>
-        <w:t xml:space="preserve">“</w:t>
-      </w:r>
-      <w:r>
-        <w:t xml:space="preserve">October 2, 2026</w:t>
-      </w:r>
-      <w:r>
-        <w:t xml:space="preserve">”</w:t>
-      </w:r>
-      <w:r>
-        <w:t xml:space="preserve"> </w:t>
-      </w:r>
-      <w:r>
-        <w:t xml:space="preserve">format:</w:t>
-      </w:r>
-      <w:r>
-        <w:t xml:space="preserve"> </w:t>
-      </w:r>
-      <w:r>
-        <w:t xml:space="preserve">pdf:</w:t>
-      </w:r>
-      <w:r>
-        <w:t xml:space="preserve"> </w:t>
-      </w:r>
-      <w:r>
-        <w:t xml:space="preserve">documentclass: article</w:t>
-      </w:r>
-      <w:r>
-        <w:t xml:space="preserve"> </w:t>
-      </w:r>
-      <w:r>
-        <w:t xml:space="preserve">geometry:</w:t>
-      </w:r>
-      <w:r>
-        <w:t xml:space="preserve"> </w:t>
-      </w:r>
-      <w:r>
-        <w:t xml:space="preserve">- margin=1in</w:t>
-      </w:r>
-      <w:r>
-        <w:t xml:space="preserve"> </w:t>
-      </w:r>
-      <w:r>
-        <w:t xml:space="preserve">linestretch: 1.15</w:t>
-      </w:r>
-      <w:r>
-        <w:t xml:space="preserve"> </w:t>
-      </w:r>
-      <w:r>
-        <w:t xml:space="preserve">fontsize: 11pt</w:t>
-      </w:r>
-      <w:r>
-        <w:t xml:space="preserve"> </w:t>
-      </w:r>
-      <w:r>
-        <w:t xml:space="preserve">html:</w:t>
-      </w:r>
-      <w:r>
-        <w:t xml:space="preserve"> </w:t>
-      </w:r>
-      <w:r>
-        <w:t xml:space="preserve">theme: cosmo</w:t>
-      </w:r>
-      <w:r>
-        <w:t xml:space="preserve"> </w:t>
-      </w:r>
-      <w:r>
-        <w:t xml:space="preserve">toc: true</w:t>
-      </w:r>
-      <w:r>
-        <w:t xml:space="preserve"> </w:t>
-      </w:r>
-      <w:r>
-        <w:t xml:space="preserve">number-sections: true</w:t>
+        <w:t xml:space="preserve">format: html</w:t>
       </w:r>
     </w:p>
     <w:p>
@@ -271,13 +85,13 @@
         </w:pict>
       </w:r>
     </w:p>
-    <w:bookmarkStart w:id="20" w:name="introduction"/>
+    <w:bookmarkStart w:id="20" w:name="position"/>
     <w:p>
       <w:pPr>
         <w:pStyle w:val="Heading1"/>
       </w:pPr>
       <w:r>
-        <w:t xml:space="preserve">Introduction</w:t>
+        <w:t xml:space="preserve">Position</w:t>
       </w:r>
     </w:p>
     <w:p>
@@ -285,7 +99,141 @@
         <w:pStyle w:val="FirstParagraph"/>
       </w:pPr>
       <w:r>
-        <w:t xml:space="preserve">High-stakes machine learning applications routinely treat model outputs as definitive point estimates, collapsing rich posterior distributions into single, actionable values. When deploying predictive systems across domains such as clinical risk scoring, optimal control, algorithmic logistics, or macroeconomic forecasting, confidence cannot simply be an operational proxy for high softmax probabilities or narrow empirical loss values.</w:t>
+        <w:t xml:space="preserve">Conventional Explainable Artificial Intelligence (XAI) operates under a major blind spot: frameworks like SHAP predominantly attribute conditional mean predictions (</w:t>
+      </w:r>
+      <m:oMath>
+        <m:acc>
+          <m:accPr>
+            <m:chr m:val="̂"/>
+          </m:accPr>
+          <m:e>
+            <m:r>
+              <m:t>f</m:t>
+            </m:r>
+          </m:e>
+        </m:acc>
+        <m:d>
+          <m:dPr>
+            <m:begChr m:val="("/>
+            <m:endChr m:val=")"/>
+            <m:sepChr m:val=""/>
+            <m:grow/>
+          </m:dPr>
+          <m:e>
+            <m:r>
+              <m:t>x</m:t>
+            </m:r>
+          </m:e>
+        </m:d>
+      </m:oMath>
+      <w:r>
+        <w:t xml:space="preserve">), obscuring the predictive variance, tail risk, and epistemic boundaries inherent to complex models. Il Idrissi et al. (2025) address this deficit by unifying split conformal prediction (SCP) with cooperative game theory to establish a model-agnostic Uncertainty Attribution (UA) framework. Rather than treating uncertainty as an uninspected scalar margin, their approach introduces cooperative games where interval width (</w:t>
+      </w:r>
+      <m:oMath>
+        <m:r>
+          <m:t>Δ</m:t>
+        </m:r>
+        <m:acc>
+          <m:accPr>
+            <m:chr m:val="̂"/>
+          </m:accPr>
+          <m:e>
+            <m:r>
+              <m:t>C</m:t>
+            </m:r>
+          </m:e>
+        </m:acc>
+        <m:d>
+          <m:dPr>
+            <m:begChr m:val="("/>
+            <m:endChr m:val=")"/>
+            <m:sepChr m:val=""/>
+            <m:grow/>
+          </m:dPr>
+          <m:e>
+            <m:r>
+              <m:t>x</m:t>
+            </m:r>
+          </m:e>
+        </m:d>
+      </m:oMath>
+      <w:r>
+        <w:t xml:space="preserve">) and boundary quantiles (</w:t>
+      </w:r>
+      <m:oMath>
+        <m:r>
+          <m:t>i</m:t>
+        </m:r>
+        <m:r>
+          <m:t>n</m:t>
+        </m:r>
+        <m:r>
+          <m:t>f</m:t>
+        </m:r>
+        <m:acc>
+          <m:accPr>
+            <m:chr m:val="̂"/>
+          </m:accPr>
+          <m:e>
+            <m:r>
+              <m:t>C</m:t>
+            </m:r>
+          </m:e>
+        </m:acc>
+        <m:d>
+          <m:dPr>
+            <m:begChr m:val="("/>
+            <m:endChr m:val=")"/>
+            <m:sepChr m:val=""/>
+            <m:grow/>
+          </m:dPr>
+          <m:e>
+            <m:r>
+              <m:t>x</m:t>
+            </m:r>
+          </m:e>
+        </m:d>
+        <m:r>
+          <m:rPr>
+            <m:sty m:val="p"/>
+          </m:rPr>
+          <m:t>,</m:t>
+        </m:r>
+        <m:r>
+          <m:t>s</m:t>
+        </m:r>
+        <m:r>
+          <m:t>u</m:t>
+        </m:r>
+        <m:r>
+          <m:t>p</m:t>
+        </m:r>
+        <m:acc>
+          <m:accPr>
+            <m:chr m:val="̂"/>
+          </m:accPr>
+          <m:e>
+            <m:r>
+              <m:t>C</m:t>
+            </m:r>
+          </m:e>
+        </m:acc>
+        <m:d>
+          <m:dPr>
+            <m:begChr m:val="("/>
+            <m:endChr m:val=")"/>
+            <m:sepChr m:val=""/>
+            <m:grow/>
+          </m:dPr>
+          <m:e>
+            <m:r>
+              <m:t>x</m:t>
+            </m:r>
+          </m:e>
+        </m:d>
+      </m:oMath>
+      <w:r>
+        <w:t xml:space="preserve">) act as characteristic value functions.</w:t>
       </w:r>
     </w:p>
     <w:p>
@@ -293,24 +241,17 @@
         <w:pStyle w:val="BodyText"/>
       </w:pPr>
       <w:r>
-        <w:t xml:space="preserve">Understanding predictive uncertainty reshapes what it means to trust an individual prediction: trust shifts from a binary judgment of historical accuracy to an active assessment of whether the model understands the limits of its own knowledge space.</w:t>
-      </w:r>
-    </w:p>
-    <w:p>
-      <w:r>
-        <w:pict>
-          <v:rect style="width:0;height:1.5pt" o:hralign="center" o:hrstd="t" o:hr="t"/>
-        </w:pict>
+        <w:t xml:space="preserve">By expanding attribution beyond egalitarian Shapley values to the broader Harsanyi allocation family—specifically proportional Shapley values—and providing a permutation-based Monte Carlo scheme with asymptotic normality guarantees, this study fundamentally redefines predictive AI trustworthiness. Trust in an individual prediction can no longer be predicated solely on knowing which features drove the point estimate; it requires knowing which features govern the margin of doubt and tail risk.</w:t>
       </w:r>
     </w:p>
     <w:bookmarkEnd w:id="20"/>
-    <w:bookmarkStart w:id="21" w:name="position"/>
+    <w:bookmarkStart w:id="21" w:name="analyze"/>
     <w:p>
       <w:pPr>
         <w:pStyle w:val="Heading1"/>
       </w:pPr>
       <w:r>
-        <w:t xml:space="preserve">Position</w:t>
+        <w:t xml:space="preserve">Analyze</w:t>
       </w:r>
     </w:p>
     <w:p>
@@ -318,85 +259,7 @@
         <w:pStyle w:val="FirstParagraph"/>
       </w:pPr>
       <w:r>
-        <w:t xml:space="preserve">The central research problem addressed in this anchor study is the conflation of predictive confidence with true certainty in modern neural architectures. While contemporary predictive AI achieves state-of-the-art benchmark loss across complex spatial and temporal datasets, conventional optimization functions produce poorly calibrated, overconfident estimators when exposed to non-stationary environments, distribution shifts, or sparse feature regimes.</w:t>
-      </w:r>
-    </w:p>
-    <w:p>
-      <w:pPr>
-        <w:pStyle w:val="BodyText"/>
-      </w:pPr>
-      <w:r>
-        <w:t xml:space="preserve">The primary purpose of the work is to operationalize predictive uncertainty quantification (UQ)—principally separating data-inherent noise (</w:t>
-      </w:r>
-      <w:r>
-        <w:rPr>
-          <w:bCs/>
-          <w:b/>
-        </w:rPr>
-        <w:t xml:space="preserve">aleatoric uncertainty</w:t>
-      </w:r>
-      <w:r>
-        <w:t xml:space="preserve">) from model-specification gaps and epistemic deficits (</w:t>
-      </w:r>
-      <w:r>
-        <w:rPr>
-          <w:bCs/>
-          <w:b/>
-        </w:rPr>
-        <w:t xml:space="preserve">epistemic uncertainty</w:t>
-      </w:r>
-      <w:r>
-        <w:t xml:space="preserve">).</w:t>
-      </w:r>
-    </w:p>
-    <w:p>
-      <w:pPr>
-        <w:pStyle w:val="BodyText"/>
-      </w:pPr>
-      <w:r>
-        <w:t xml:space="preserve">The paper’s core contribution lies in establishing that an individual prediction cannot be validated purely via aggregate holdout metrics (e.g., RMSE, AUC-ROC, or global F1-scores). Instead, reliable decision support requires an explicit, localized confidence interval or posterior variance estimate coupled to every inferred instance.</w:t>
-      </w:r>
-    </w:p>
-    <w:p>
-      <w:pPr>
-        <w:pStyle w:val="BodyText"/>
-      </w:pPr>
-      <w:r>
-        <w:t xml:space="preserve">In predictive AI, this work is foundational: it formally transitions the definition of model trustworthiness from aggregate historical performance to calibrated instance-level reliability.</w:t>
-      </w:r>
-    </w:p>
-    <w:p>
-      <w:r>
-        <w:pict>
-          <v:rect style="width:0;height:1.5pt" o:hralign="center" o:hrstd="t" o:hr="t"/>
-        </w:pict>
-      </w:r>
-    </w:p>
-    <w:bookmarkEnd w:id="21"/>
-    <w:bookmarkStart w:id="24" w:name="analyze"/>
-    <w:p>
-      <w:pPr>
-        <w:pStyle w:val="Heading1"/>
-      </w:pPr>
-      <w:r>
-        <w:t xml:space="preserve">Analyze</w:t>
-      </w:r>
-    </w:p>
-    <w:p>
-      <w:pPr>
-        <w:pStyle w:val="FirstParagraph"/>
-      </w:pPr>
-      <w:r>
-        <w:t xml:space="preserve">The authors evaluate predictive uncertainty using post-hoc calibration and ensemble-based approximations (e.g., Deep Ensembles, Monte Carlo Dropout, and Conformal Prediction). Their methodology measures performance not solely on raw predictive error, but on expected calibration error (ECE), negative log-likelihood (NLL), and prediction interval coverage probability (PICP).</w:t>
-      </w:r>
-    </w:p>
-    <w:bookmarkStart w:id="22" w:name="methodological-strengths"/>
-    <w:p>
-      <w:pPr>
-        <w:pStyle w:val="Heading3"/>
-      </w:pPr>
-      <w:r>
-        <w:t xml:space="preserve">Methodological Strengths</w:t>
+        <w:t xml:space="preserve">The authors evaluate their framework across synthetic benchmarks (Sobol-Levitan, modified Friedman) and seven diverse real-world benchmarks (e.g., bike, casp, facebook, UScrime) across Standard Mean Regression (SMR), Locally Adaptive Conformal Prediction (LACP), and Conformalized Quantile Regression (CQR).</w:t>
       </w:r>
     </w:p>
     <w:p>
@@ -412,13 +275,88 @@
           <w:bCs/>
           <w:b/>
         </w:rPr>
-        <w:t xml:space="preserve">Decoupled Error Spaces:</w:t>
-      </w:r>
-      <w:r>
-        <w:t xml:space="preserve"> </w:t>
-      </w:r>
-      <w:r>
-        <w:t xml:space="preserve">The analytical decomposition of predictive variance allows practitioners to differentiate irreducible measurement noise from out-of-distribution (OOD) novelty.</w:t>
+        <w:t xml:space="preserve">Moment vs. Quantile Divergence:</w:t>
+      </w:r>
+      <w:r>
+        <w:t xml:space="preserve"> </w:t>
+      </w:r>
+      <w:r>
+        <w:t xml:space="preserve">On the modified Friedman benchmark, where mean and heteroskedastic dispersion are explicitly decoupled (</w:t>
+      </w:r>
+      <m:oMath>
+        <m:sSub>
+          <m:e>
+            <m:r>
+              <m:t>X</m:t>
+            </m:r>
+          </m:e>
+          <m:sub>
+            <m:r>
+              <m:t>6</m:t>
+            </m:r>
+          </m:sub>
+        </m:sSub>
+        <m:r>
+          <m:rPr>
+            <m:nor/>
+            <m:sty m:val="p"/>
+          </m:rPr>
+          <m:t>–</m:t>
+        </m:r>
+        <m:sSub>
+          <m:e>
+            <m:r>
+              <m:t>X</m:t>
+            </m:r>
+          </m:e>
+          <m:sub>
+            <m:r>
+              <m:t>10</m:t>
+            </m:r>
+          </m:sub>
+        </m:sSub>
+      </m:oMath>
+      <w:r>
+        <w:t xml:space="preserve"> </w:t>
+      </w:r>
+      <w:r>
+        <w:t xml:space="preserve">vs. </w:t>
+      </w:r>
+      <m:oMath>
+        <m:sSub>
+          <m:e>
+            <m:r>
+              <m:t>X</m:t>
+            </m:r>
+          </m:e>
+          <m:sub>
+            <m:r>
+              <m:t>1</m:t>
+            </m:r>
+          </m:sub>
+        </m:sSub>
+        <m:r>
+          <m:rPr>
+            <m:nor/>
+            <m:sty m:val="p"/>
+          </m:rPr>
+          <m:t>–</m:t>
+        </m:r>
+        <m:sSub>
+          <m:e>
+            <m:r>
+              <m:t>X</m:t>
+            </m:r>
+          </m:e>
+          <m:sub>
+            <m:r>
+              <m:t>5</m:t>
+            </m:r>
+          </m:sub>
+        </m:sSub>
+      </m:oMath>
+      <w:r>
+        <w:t xml:space="preserve">), LACP and CQR width attributions distinctly isolate the variance-inducing covariates without conflating them with mean drivers. This validates the theoretical premise that quantile-derived uncertainty captures distributional behavior inaccessible to standard moment-based SHAP.</w:t>
       </w:r>
     </w:p>
     <w:p>
@@ -434,340 +372,76 @@
           <w:bCs/>
           <w:b/>
         </w:rPr>
-        <w:t xml:space="preserve">Empirical Rigor:</w:t>
-      </w:r>
-      <w:r>
-        <w:t xml:space="preserve"> </w:t>
-      </w:r>
-      <w:r>
-        <w:t xml:space="preserve">The empirical evaluations confirm that ensemble variance tracks structural residual spikes more effectively than conventional single-point approximations, providing an intuitive, interpretable signal for human decision-makers.</w:t>
-      </w:r>
-    </w:p>
-    <w:bookmarkEnd w:id="22"/>
-    <w:bookmarkStart w:id="23" w:name="methodological-gaps"/>
-    <w:p>
-      <w:pPr>
-        <w:pStyle w:val="Heading3"/>
-      </w:pPr>
-      <w:r>
-        <w:t xml:space="preserve">Methodological Gaps</w:t>
-      </w:r>
-    </w:p>
-    <w:p>
-      <w:pPr>
-        <w:pStyle w:val="FirstParagraph"/>
-      </w:pPr>
-      <w:r>
-        <w:t xml:space="preserve">The empirical evidence partially diverges from the authors’ strongest theoretical assertions:</w:t>
-      </w:r>
-      <w:r>
-        <w:t xml:space="preserve"> </w:t>
-      </w:r>
-      <w:r>
-        <w:t xml:space="preserve">1.</w:t>
-      </w:r>
-      <w:r>
-        <w:t xml:space="preserve"> </w:t>
-      </w:r>
+        <w:t xml:space="preserve">Allocation Sensitivity:</w:t>
+      </w:r>
+      <w:r>
+        <w:t xml:space="preserve"> </w:t>
+      </w:r>
+      <w:r>
+        <w:t xml:space="preserve">Real-world testing across model classes (LightGBM, Random Forests, Quantile Regressors) demonstrates that Shapley and Proportional Shapley rankings often diverge on complex manifolds (e.g., the facebook dataset). When both allocation schemes align, practitioner confidence in the explanation increases; when they disagree, it reveals non-linear interaction dynamics across coalitions.</w:t>
+      </w:r>
+    </w:p>
+    <w:p>
+      <w:pPr>
+        <w:numPr>
+          <w:ilvl w:val="0"/>
+          <w:numId w:val="1001"/>
+        </w:numPr>
+        <w:pStyle w:val="Compact"/>
+      </w:pPr>
       <w:r>
         <w:rPr>
           <w:bCs/>
           <w:b/>
         </w:rPr>
-        <w:t xml:space="preserve">Computational Overhead vs. Practical Feasibility:</w:t>
-      </w:r>
-      <w:r>
-        <w:t xml:space="preserve"> </w:t>
-      </w:r>
-      <w:r>
-        <w:t xml:space="preserve">Monte Carlo approximations and deep ensembling introduce linear computational penalties during inference, making real-time deployment in latency-sensitive pipelines questionable.</w:t>
-      </w:r>
-      <w:r>
-        <w:t xml:space="preserve"> </w:t>
-      </w:r>
-      <w:r>
-        <w:t xml:space="preserve">2.</w:t>
-      </w:r>
-      <w:r>
-        <w:t xml:space="preserve"> </w:t>
-      </w:r>
-      <w:r>
-        <w:rPr>
-          <w:bCs/>
-          <w:b/>
-        </w:rPr>
-        <w:t xml:space="preserve">Pathological Calibration in Extremes:</w:t>
-      </w:r>
-      <w:r>
-        <w:t xml:space="preserve"> </w:t>
-      </w:r>
-      <w:r>
-        <w:t xml:space="preserve">While the aggregate calibration (ECE) improves, localized tail-risk predictions remain volatile. The empirical support degrades precisely where the feature manifold thins, revealing that aggregate calibration metrics still mask localized overconfidence in high-consequence regions.</w:t>
-      </w:r>
-    </w:p>
-    <w:p>
-      <w:r>
-        <w:pict>
-          <v:rect style="width:0;height:1.5pt" o:hralign="center" o:hrstd="t" o:hr="t"/>
-        </w:pict>
-      </w:r>
-    </w:p>
-    <w:bookmarkEnd w:id="23"/>
-    <w:bookmarkEnd w:id="24"/>
-    <w:bookmarkStart w:id="25" w:name="interrogate"/>
-    <w:p>
-      <w:pPr>
-        <w:pStyle w:val="Heading1"/>
-      </w:pPr>
-      <w:r>
-        <w:t xml:space="preserve">Interrogate</w:t>
-      </w:r>
-    </w:p>
-    <w:p>
-      <w:pPr>
-        <w:pStyle w:val="FirstParagraph"/>
-      </w:pPr>
-      <w:r>
-        <w:t xml:space="preserve">Applying the</w:t>
-      </w:r>
-      <w:r>
-        <w:t xml:space="preserve"> </w:t>
-      </w:r>
-      <w:r>
-        <w:rPr>
-          <w:bCs/>
-          <w:b/>
-        </w:rPr>
-        <w:t xml:space="preserve">Prediction Trust Audit Lens</w:t>
-      </w:r>
-      <w:r>
-        <w:t xml:space="preserve">, the paper’s primary vulnerability lies in its implicit stationarity assumption: that calibrated uncertainties observed over validation manifolds will faithfully bound errors under real-world covariate and concept shifts.</w:t>
-      </w:r>
-    </w:p>
-    <w:tbl>
-      <w:tblPr>
-        <w:tblStyle w:val="Table"/>
-        <w:tblW w:type="pct" w:w="5000"/>
-        <w:tblLook w:firstRow="1" w:lastRow="0" w:firstColumn="0" w:lastColumn="0" w:noHBand="0" w:noVBand="0" w:val="0020"/>
-        <w:jc w:val="start"/>
-        <w:tblLayout w:type="fixed"/>
-      </w:tblPr>
-      <w:tblGrid>
-        <w:gridCol w:w="2640"/>
-        <w:gridCol w:w="2640"/>
-        <w:gridCol w:w="2640"/>
-      </w:tblGrid>
-      <w:tr>
-        <w:trPr>
-          <w:tblHeader w:val="true"/>
-        </w:trPr>
-        <w:tc>
-          <w:tcPr/>
-          <w:p>
-            <w:pPr>
-              <w:pStyle w:val="Compact"/>
-              <w:jc w:val="left"/>
-            </w:pPr>
-            <w:r>
-              <w:t xml:space="preserve">Audit Dimension</w:t>
-            </w:r>
-          </w:p>
-        </w:tc>
-        <w:tc>
-          <w:tcPr/>
-          <w:p>
-            <w:pPr>
-              <w:pStyle w:val="Compact"/>
-              <w:jc w:val="left"/>
-            </w:pPr>
-            <w:r>
-              <w:t xml:space="preserve">Core Assumption / Vulnerability</w:t>
-            </w:r>
-          </w:p>
-        </w:tc>
-        <w:tc>
-          <w:tcPr/>
-          <w:p>
-            <w:pPr>
-              <w:pStyle w:val="Compact"/>
-              <w:jc w:val="left"/>
-            </w:pPr>
-            <w:r>
-              <w:t xml:space="preserve">Predictive Risk</w:t>
-            </w:r>
-          </w:p>
-        </w:tc>
-      </w:tr>
-      <w:tr>
-        <w:tc>
-          <w:tcPr/>
-          <w:p>
-            <w:pPr>
-              <w:pStyle w:val="Compact"/>
-              <w:jc w:val="left"/>
-            </w:pPr>
-            <w:r>
-              <w:rPr>
-                <w:bCs/>
-                <w:b/>
-              </w:rPr>
-              <w:t xml:space="preserve">Statistical Validity</w:t>
-            </w:r>
-          </w:p>
-        </w:tc>
-        <w:tc>
-          <w:tcPr/>
-          <w:p>
-            <w:pPr>
-              <w:pStyle w:val="Compact"/>
-              <w:jc w:val="left"/>
-            </w:pPr>
-            <w:r>
-              <w:t xml:space="preserve">Residual distributions satisfy exchangeability or stable Gaussian assumptions.</w:t>
-            </w:r>
-          </w:p>
-        </w:tc>
-        <w:tc>
-          <w:tcPr/>
-          <w:p>
-            <w:pPr>
-              <w:pStyle w:val="Compact"/>
-              <w:jc w:val="left"/>
-            </w:pPr>
-            <w:r>
-              <w:t xml:space="preserve">Under heavy-tailed or heteroscedastic noise regimes, uncertainty intervals underestimate catastrophic tail errors.</w:t>
-            </w:r>
-          </w:p>
-        </w:tc>
-      </w:tr>
-      <w:tr>
-        <w:tc>
-          <w:tcPr/>
-          <w:p>
-            <w:pPr>
-              <w:pStyle w:val="Compact"/>
-              <w:jc w:val="left"/>
-            </w:pPr>
-            <w:r>
-              <w:rPr>
-                <w:bCs/>
-                <w:b/>
-              </w:rPr>
-              <w:t xml:space="preserve">Epistemic Boundaries</w:t>
-            </w:r>
-          </w:p>
-        </w:tc>
-        <w:tc>
-          <w:tcPr/>
-          <w:p>
-            <w:pPr>
-              <w:pStyle w:val="Compact"/>
-              <w:jc w:val="left"/>
-            </w:pPr>
-            <w:r>
-              <w:t xml:space="preserve">Low variance across an ensemble implies certainty in the prediction.</w:t>
-            </w:r>
-          </w:p>
-        </w:tc>
-        <w:tc>
-          <w:tcPr/>
-          <w:p>
-            <w:pPr>
-              <w:pStyle w:val="Compact"/>
-              <w:jc w:val="left"/>
-            </w:pPr>
-            <w:r>
-              <w:t xml:space="preserve">If all models share inductive architecture biases, ensemble unanimity reflects collective blindness rather than true ground-truth confidence.</w:t>
-            </w:r>
-          </w:p>
-        </w:tc>
-      </w:tr>
-      <w:tr>
-        <w:tc>
-          <w:tcPr/>
-          <w:p>
-            <w:pPr>
-              <w:pStyle w:val="Compact"/>
-              <w:jc w:val="left"/>
-            </w:pPr>
-            <w:r>
-              <w:rPr>
-                <w:bCs/>
-                <w:b/>
-              </w:rPr>
-              <w:t xml:space="preserve">Ethical &amp; Operational Safety</w:t>
-            </w:r>
-          </w:p>
-        </w:tc>
-        <w:tc>
-          <w:tcPr/>
-          <w:p>
-            <w:pPr>
-              <w:pStyle w:val="Compact"/>
-              <w:jc w:val="left"/>
-            </w:pPr>
-            <w:r>
-              <w:t xml:space="preserve">Decision-makers interpret wider intervals as actionable warnings to defer judgment.</w:t>
-            </w:r>
-          </w:p>
-        </w:tc>
-        <w:tc>
-          <w:tcPr/>
-          <w:p>
-            <w:pPr>
-              <w:pStyle w:val="Compact"/>
-              <w:jc w:val="left"/>
-            </w:pPr>
-            <w:r>
-              <w:t xml:space="preserve">In practice, uncalibrated operational thresholds lead operators to ignore diffuse bounds or over-rely on brittle point predictions.</w:t>
-            </w:r>
-          </w:p>
-        </w:tc>
-      </w:tr>
-    </w:tbl>
-    <w:p>
-      <w:pPr>
-        <w:pStyle w:val="BodyText"/>
-      </w:pPr>
-      <w:r>
-        <w:t xml:space="preserve">Predictive AI systems cannot decouple mathematical calibration from systemic domain shifts. A system claiming</w:t>
+        <w:t xml:space="preserve">Computational Feasibility:</w:t>
+      </w:r>
+      <w:r>
+        <w:t xml:space="preserve"> </w:t>
+      </w:r>
+      <w:r>
+        <w:t xml:space="preserve">The permutation-based Monte Carlo estimator achieves asymptotic normality and consistent convergence with model evaluations scaling well below the worst-case</w:t>
       </w:r>
       <w:r>
         <w:t xml:space="preserve"> </w:t>
       </w:r>
       <m:oMath>
         <m:r>
-          <m:t>95</m:t>
+          <m:t>m</m:t>
         </m:r>
         <m:r>
           <m:rPr>
             <m:sty m:val="p"/>
           </m:rPr>
-          <m:t>%</m:t>
+          <m:t>×</m:t>
+        </m:r>
+        <m:r>
+          <m:t>d</m:t>
         </m:r>
       </m:oMath>
       <w:r>
         <w:t xml:space="preserve"> </w:t>
       </w:r>
       <w:r>
-        <w:t xml:space="preserve">nominal coverage fails the trust test if the structural dynamics generating the input covariates undergo an abrupt regime change that invalidates the underlying probabilistic bounds.</w:t>
-      </w:r>
-    </w:p>
-    <w:p>
-      <w:r>
-        <w:pict>
-          <v:rect style="width:0;height:1.5pt" o:hralign="center" o:hrstd="t" o:hr="t"/>
-        </w:pict>
-      </w:r>
-    </w:p>
-    <w:bookmarkEnd w:id="25"/>
-    <w:bookmarkStart w:id="27" w:name="reimagine"/>
+        <w:t xml:space="preserve">bound, demonstrating empirical speedups exceeding an order of magnitude.</w:t>
+      </w:r>
+    </w:p>
+    <w:p>
+      <w:pPr>
+        <w:pStyle w:val="FirstParagraph"/>
+      </w:pPr>
+      <w:r>
+        <w:t xml:space="preserve">The evidence rigorously supports the authors’ conclusion: uncertainty attribution behaves fundamentally differently from point-prediction attribution, providing a necessary, orthogonal diagnostic for auditing predictive reliability.</w:t>
+      </w:r>
+    </w:p>
+    <w:bookmarkEnd w:id="21"/>
+    <w:bookmarkStart w:id="22" w:name="interrogate"/>
     <w:p>
       <w:pPr>
         <w:pStyle w:val="Heading1"/>
       </w:pPr>
       <w:r>
-        <w:t xml:space="preserve">Reimagine</w:t>
+        <w:t xml:space="preserve">Interrogate</w:t>
       </w:r>
     </w:p>
     <w:p>
@@ -775,32 +449,97 @@
         <w:pStyle w:val="FirstParagraph"/>
       </w:pPr>
       <w:r>
-        <w:t xml:space="preserve">To turn these limitations into actionable research, future work should move beyond unconstrained post-hoc statistical calibration and integrate</w:t>
-      </w:r>
-      <w:r>
-        <w:t xml:space="preserve"> </w:t>
-      </w:r>
-      <w:r>
-        <w:rPr>
-          <w:bCs/>
-          <w:b/>
-        </w:rPr>
-        <w:t xml:space="preserve">Physics-Informed, Operator-Theoretic Uncertainty Bounds</w:t>
-      </w:r>
-      <w:r>
-        <w:t xml:space="preserve"> </w:t>
-      </w:r>
-      <w:r>
-        <w:t xml:space="preserve">into the predictive architecture.</w:t>
-      </w:r>
-    </w:p>
-    <w:bookmarkStart w:id="26" w:name="Xa91146672f5a1659ea97116758112f20d95296d"/>
-    <w:p>
-      <w:pPr>
-        <w:pStyle w:val="Heading3"/>
-      </w:pPr>
-      <w:r>
-        <w:t xml:space="preserve">Proposed Study Architecture: Dynamically Constrained Conformal Ensembles</w:t>
+        <w:t xml:space="preserve">A critical methodological vulnerability lies in the framework’s handling of feature dependence and model retraining. The exact and Monte Carlo formulations require retraining sub-models</w:t>
+      </w:r>
+      <w:r>
+        <w:t xml:space="preserve"> </w:t>
+      </w:r>
+      <m:oMath>
+        <m:sSub>
+          <m:e>
+            <m:acc>
+              <m:accPr>
+                <m:chr m:val="̂"/>
+              </m:accPr>
+              <m:e>
+                <m:r>
+                  <m:t>f</m:t>
+                </m:r>
+              </m:e>
+            </m:acc>
+          </m:e>
+          <m:sub>
+            <m:r>
+              <m:t>A</m:t>
+            </m:r>
+          </m:sub>
+        </m:sSub>
+      </m:oMath>
+      <w:r>
+        <w:t xml:space="preserve"> </w:t>
+      </w:r>
+      <w:r>
+        <w:t xml:space="preserve">and calibrating score sets</w:t>
+      </w:r>
+      <w:r>
+        <w:t xml:space="preserve"> </w:t>
+      </w:r>
+      <m:oMath>
+        <m:sSub>
+          <m:e>
+            <m:r>
+              <m:rPr>
+                <m:sty m:val="p"/>
+                <m:scr m:val="script"/>
+              </m:rPr>
+              <m:t>S</m:t>
+            </m:r>
+          </m:e>
+          <m:sub>
+            <m:r>
+              <m:t>A</m:t>
+            </m:r>
+          </m:sub>
+        </m:sSub>
+      </m:oMath>
+      <w:r>
+        <w:t xml:space="preserve"> </w:t>
+      </w:r>
+      <w:r>
+        <w:t xml:space="preserve">across feature coalitions</w:t>
+      </w:r>
+      <w:r>
+        <w:t xml:space="preserve"> </w:t>
+      </w:r>
+      <m:oMath>
+        <m:r>
+          <m:t>A</m:t>
+        </m:r>
+        <m:r>
+          <m:rPr>
+            <m:sty m:val="p"/>
+          </m:rPr>
+          <m:t>∈</m:t>
+        </m:r>
+        <m:sSub>
+          <m:e>
+            <m:r>
+              <m:rPr>
+                <m:sty m:val="p"/>
+                <m:scr m:val="script"/>
+              </m:rPr>
+              <m:t>P</m:t>
+            </m:r>
+          </m:e>
+          <m:sub>
+            <m:r>
+              <m:t>D</m:t>
+            </m:r>
+          </m:sub>
+        </m:sSub>
+      </m:oMath>
+      <w:r>
+        <w:t xml:space="preserve">.</w:t>
       </w:r>
     </w:p>
     <w:p>
@@ -816,13 +555,13 @@
           <w:bCs/>
           <w:b/>
         </w:rPr>
-        <w:t xml:space="preserve">Structural Inductive Priors:</w:t>
-      </w:r>
-      <w:r>
-        <w:t xml:space="preserve"> </w:t>
-      </w:r>
-      <w:r>
-        <w:t xml:space="preserve">Rather than treating prediction as an unconstrained regression task, incorporate conservation laws, governing system differential operators, or invariant domain relationships directly into the neural loss landscape.</w:t>
+        <w:t xml:space="preserve">Exchangeability and Off-Manifold Extrapolation:</w:t>
+      </w:r>
+      <w:r>
+        <w:t xml:space="preserve"> </w:t>
+      </w:r>
+      <w:r>
+        <w:t xml:space="preserve">Conformal prediction guarantees finite-sample marginal coverage under the strict assumption that calibration and test instances are exchangeable. However, dropping subsets of correlated features during sub-model evaluation alters conditional data geometry. Fitting arbitrary sub-models on marginal projections can distort residual error distributions, inducing uncalibrated conformity scores on out-of-distribution manifolds.</w:t>
       </w:r>
     </w:p>
     <w:p>
@@ -838,13 +577,111 @@
           <w:bCs/>
           <w:b/>
         </w:rPr>
-        <w:t xml:space="preserve">Adaptive Conformal Split Calibration:</w:t>
-      </w:r>
-      <w:r>
-        <w:t xml:space="preserve"> </w:t>
-      </w:r>
-      <w:r>
-        <w:t xml:space="preserve">Implement non-exchangeable, locally-weighted split conformal prediction where the calibration non-conformity score explicitly accounts for temporal and spatial autocorrelation.</w:t>
+        <w:t xml:space="preserve">Absence of Monotonicity:</w:t>
+      </w:r>
+      <w:r>
+        <w:t xml:space="preserve"> </w:t>
+      </w:r>
+      <w:r>
+        <w:t xml:space="preserve">As the authors note, nested conformal prediction sets lack monotonicity guarantees (</w:t>
+      </w:r>
+      <m:oMath>
+        <m:r>
+          <m:t>A</m:t>
+        </m:r>
+        <m:r>
+          <m:rPr>
+            <m:sty m:val="p"/>
+          </m:rPr>
+          <m:t>⊂</m:t>
+        </m:r>
+        <m:r>
+          <m:t>B</m:t>
+        </m:r>
+        <m:box>
+          <m:boxPr>
+            <m:opEmu m:val="on"/>
+          </m:boxPr>
+          <m:e>
+            <m:r>
+              <m:rPr>
+                <m:sty m:val="p"/>
+              </m:rPr>
+              <m:t>⇏</m:t>
+            </m:r>
+          </m:e>
+        </m:box>
+        <m:sSub>
+          <m:e>
+            <m:r>
+              <m:t>v</m:t>
+            </m:r>
+          </m:e>
+          <m:sub>
+            <m:r>
+              <m:t>ω</m:t>
+            </m:r>
+            <m:r>
+              <m:t>C</m:t>
+            </m:r>
+            <m:r>
+              <m:t>P</m:t>
+            </m:r>
+          </m:sub>
+        </m:sSub>
+        <m:d>
+          <m:dPr>
+            <m:begChr m:val="("/>
+            <m:endChr m:val=")"/>
+            <m:sepChr m:val=""/>
+            <m:grow/>
+          </m:dPr>
+          <m:e>
+            <m:r>
+              <m:t>A</m:t>
+            </m:r>
+          </m:e>
+        </m:d>
+        <m:r>
+          <m:rPr>
+            <m:sty m:val="p"/>
+          </m:rPr>
+          <m:t>≤</m:t>
+        </m:r>
+        <m:sSub>
+          <m:e>
+            <m:r>
+              <m:t>v</m:t>
+            </m:r>
+          </m:e>
+          <m:sub>
+            <m:r>
+              <m:t>ω</m:t>
+            </m:r>
+            <m:r>
+              <m:t>C</m:t>
+            </m:r>
+            <m:r>
+              <m:t>P</m:t>
+            </m:r>
+          </m:sub>
+        </m:sSub>
+        <m:d>
+          <m:dPr>
+            <m:begChr m:val="("/>
+            <m:endChr m:val=")"/>
+            <m:sepChr m:val=""/>
+            <m:grow/>
+          </m:dPr>
+          <m:e>
+            <m:r>
+              <m:t>B</m:t>
+            </m:r>
+          </m:e>
+        </m:d>
+      </m:oMath>
+      <w:r>
+        <w:t xml:space="preserve">). Consequently, normalized attributions can yield counter-intuitive negative contributions to prediction interval width, meaning the addition of informative features can paradoxically inflate interval widths due to finite-sample calibration variance rather than underlying aleatoric noise.</w:t>
       </w:r>
     </w:p>
     <w:p>
@@ -860,13 +697,76 @@
           <w:bCs/>
           <w:b/>
         </w:rPr>
-        <w:t xml:space="preserve">Automated Deferral Mechanisms:</w:t>
-      </w:r>
-      <w:r>
-        <w:t xml:space="preserve"> </w:t>
-      </w:r>
-      <w:r>
-        <w:t xml:space="preserve">Design an optimal control rejection policy. When the decomposed epistemic uncertainty surpasses an empirical threshold</w:t>
+        <w:t xml:space="preserve">Operational Threats to Trust:</w:t>
+      </w:r>
+      <w:r>
+        <w:t xml:space="preserve"> </w:t>
+      </w:r>
+      <w:r>
+        <w:t xml:space="preserve">In regulated settings (e.g., credit underwriting or clinical risk), presenting end-users with negative uncertainty attributions or highly divergent rankings between Shapley and P-Shapley allocations risks explanation gaming and stakeholder confusion, weakening procedural accountability.</w:t>
+      </w:r>
+    </w:p>
+    <w:bookmarkEnd w:id="22"/>
+    <w:bookmarkStart w:id="23" w:name="reimagine"/>
+    <w:p>
+      <w:pPr>
+        <w:pStyle w:val="Heading1"/>
+      </w:pPr>
+      <w:r>
+        <w:t xml:space="preserve">Reimagine</w:t>
+      </w:r>
+    </w:p>
+    <w:p>
+      <w:pPr>
+        <w:pStyle w:val="FirstParagraph"/>
+      </w:pPr>
+      <w:r>
+        <w:t xml:space="preserve">To address feature entanglement without combinatorial retraining, future work should develop an In-Manifold Masked Conformal Uncertainty Attribution framework.</w:t>
+      </w:r>
+    </w:p>
+    <w:p>
+      <w:pPr>
+        <w:numPr>
+          <w:ilvl w:val="0"/>
+          <w:numId w:val="1003"/>
+        </w:numPr>
+        <w:pStyle w:val="Compact"/>
+      </w:pPr>
+      <w:r>
+        <w:rPr>
+          <w:bCs/>
+          <w:b/>
+        </w:rPr>
+        <w:t xml:space="preserve">Methodological Extension:</w:t>
+      </w:r>
+      <w:r>
+        <w:t xml:space="preserve"> </w:t>
+      </w:r>
+      <w:r>
+        <w:t xml:space="preserve">Instead of retraining</w:t>
+      </w:r>
+      <w:r>
+        <w:t xml:space="preserve"> </w:t>
+      </w:r>
+      <m:oMath>
+        <m:sSup>
+          <m:e>
+            <m:r>
+              <m:t>2</m:t>
+            </m:r>
+          </m:e>
+          <m:sup>
+            <m:r>
+              <m:t>d</m:t>
+            </m:r>
+          </m:sup>
+        </m:sSup>
+      </m:oMath>
+      <w:r>
+        <w:t xml:space="preserve"> </w:t>
+      </w:r>
+      <w:r>
+        <w:t xml:space="preserve">separate estimators on sub-vectors</w:t>
       </w:r>
       <w:r>
         <w:t xml:space="preserve"> </w:t>
@@ -875,22 +775,141 @@
         <m:sSub>
           <m:e>
             <m:r>
-              <m:t>τ</m:t>
+              <m:t>X</m:t>
             </m:r>
           </m:e>
           <m:sub>
             <m:r>
-              <m:rPr>
-                <m:nor/>
-                <m:sty m:val="p"/>
-              </m:rPr>
-              <m:t>epistemic</m:t>
+              <m:t>A</m:t>
             </m:r>
           </m:sub>
         </m:sSub>
       </m:oMath>
       <w:r>
-        <w:t xml:space="preserve">, the system halts autonomous execution, logging the anomalous vector to an active-learning buffer for expert triage.</w:t>
+        <w:t xml:space="preserve">, deploy conditional generative diffusion or masked autoencoders to marginalize out excluded features</w:t>
+      </w:r>
+      <w:r>
+        <w:t xml:space="preserve"> </w:t>
+      </w:r>
+      <m:oMath>
+        <m:r>
+          <m:t>D</m:t>
+        </m:r>
+        <m:r>
+          <m:rPr>
+            <m:sty m:val="p"/>
+          </m:rPr>
+          <m:t>\</m:t>
+        </m:r>
+        <m:r>
+          <m:t>A</m:t>
+        </m:r>
+      </m:oMath>
+      <w:r>
+        <w:t xml:space="preserve"> </w:t>
+      </w:r>
+      <w:r>
+        <w:t xml:space="preserve">while preserving the joint observational manifold</w:t>
+      </w:r>
+      <w:r>
+        <w:t xml:space="preserve"> </w:t>
+      </w:r>
+      <m:oMath>
+        <m:r>
+          <m:t>P</m:t>
+        </m:r>
+        <m:d>
+          <m:dPr>
+            <m:begChr m:val="("/>
+            <m:endChr m:val=")"/>
+            <m:sepChr m:val=""/>
+            <m:grow/>
+          </m:dPr>
+          <m:e>
+            <m:r>
+              <m:t>X</m:t>
+            </m:r>
+          </m:e>
+        </m:d>
+      </m:oMath>
+      <w:r>
+        <w:t xml:space="preserve">.</w:t>
+      </w:r>
+    </w:p>
+    <w:p>
+      <w:pPr>
+        <w:numPr>
+          <w:ilvl w:val="0"/>
+          <w:numId w:val="1003"/>
+        </w:numPr>
+        <w:pStyle w:val="Compact"/>
+      </w:pPr>
+      <w:r>
+        <w:rPr>
+          <w:bCs/>
+          <w:b/>
+        </w:rPr>
+        <w:t xml:space="preserve">Surrogate Amortization:</w:t>
+      </w:r>
+      <w:r>
+        <w:t xml:space="preserve"> </w:t>
+      </w:r>
+      <w:r>
+        <w:t xml:space="preserve">Combine this with an amortized actor-critic network (extending FastSHAP principles) trained to predict the conformal quantile boundaries directly for any arbitrary coalition mask.</w:t>
+      </w:r>
+    </w:p>
+    <w:p>
+      <w:pPr>
+        <w:numPr>
+          <w:ilvl w:val="0"/>
+          <w:numId w:val="1003"/>
+        </w:numPr>
+        <w:pStyle w:val="Compact"/>
+      </w:pPr>
+      <w:r>
+        <w:rPr>
+          <w:bCs/>
+          <w:b/>
+        </w:rPr>
+        <w:t xml:space="preserve">Validation Protocol:</w:t>
+      </w:r>
+      <w:r>
+        <w:t xml:space="preserve"> </w:t>
+      </w:r>
+      <w:r>
+        <w:t xml:space="preserve">Evaluate this pipeline against Il Idrissi et al.’s exact retrained baseline across high-dimensional tabular datasets exhibiting severe multicollinearity (e.g., spatial gene expression or macroeconomic time series).</w:t>
+      </w:r>
+    </w:p>
+    <w:p>
+      <w:pPr>
+        <w:numPr>
+          <w:ilvl w:val="0"/>
+          <w:numId w:val="1003"/>
+        </w:numPr>
+        <w:pStyle w:val="Compact"/>
+      </w:pPr>
+      <w:r>
+        <w:rPr>
+          <w:bCs/>
+          <w:b/>
+        </w:rPr>
+        <w:t xml:space="preserve">Target Knowledge:</w:t>
+      </w:r>
+      <w:r>
+        <w:t xml:space="preserve"> </w:t>
+      </w:r>
+      <w:r>
+        <w:t xml:space="preserve">This extension would establish whether conditional in-manifold imputation eliminates spurious negative allocations, mitigates exchangeability degradation during calibration, and enables real-time uncertainty explanations suitable for live operational pipelines.</w:t>
+      </w:r>
+    </w:p>
+    <w:bookmarkEnd w:id="23"/>
+    <w:bookmarkStart w:id="24" w:name="references"/>
+    <w:p>
+      <w:pPr>
+        <w:pStyle w:val="Heading1"/>
+      </w:pPr>
+      <w:r>
+        <w:t xml:space="preserve">References</w:t>
       </w:r>
     </w:p>
     <w:p>
@@ -898,28 +917,34 @@
         <w:pStyle w:val="FirstParagraph"/>
       </w:pPr>
       <w:r>
-        <w:t xml:space="preserve">By constraining predictive uncertainty with physical or structural invariants, this extension ensures that even when data is sparse, the system’s confidence estimates remain bounded by first principles rather than speculative statistical extrapolation.</w:t>
-      </w:r>
-    </w:p>
-    <w:p>
-      <w:r>
-        <w:pict>
-          <v:rect style="width:0;height:1.5pt" o:hralign="center" o:hrstd="t" o:hr="t"/>
-        </w:pict>
-      </w:r>
-    </w:p>
-    <w:bookmarkEnd w:id="26"/>
-    <w:bookmarkEnd w:id="27"/>
-    <w:bookmarkStart w:id="28" w:name="references"/>
-    <w:p>
-      <w:pPr>
-        <w:pStyle w:val="Heading1"/>
-      </w:pPr>
-      <w:r>
-        <w:t xml:space="preserve">References</w:t>
-      </w:r>
-    </w:p>
-    <w:bookmarkEnd w:id="28"/>
+        <w:t xml:space="preserve">Il Idrissi, M., Fernandes Machado, A., Gallic, E., &amp; Charpentier, A. (2025). Unveil sources of uncertainty: Feature contribution to conformal prediction intervals. arXiv preprint arXiv:2505.13118v1.</w:t>
+      </w:r>
+    </w:p>
+    <w:p>
+      <w:pPr>
+        <w:pStyle w:val="BodyText"/>
+      </w:pPr>
+      <w:r>
+        <w:t xml:space="preserve">Lundberg, S. M., &amp; Lee, S.-I. (2017). A unified approach to interpreting model predictions. Advances in Neural Information Processing Systems, 30, 4765–4774.</w:t>
+      </w:r>
+    </w:p>
+    <w:p>
+      <w:pPr>
+        <w:pStyle w:val="BodyText"/>
+      </w:pPr>
+      <w:r>
+        <w:t xml:space="preserve">Romano, Y., Patterson, E., &amp; Candès, E. (2019). Conformalized quantile regression. Advances in Neural Information Processing Systems, 32, 3543–3553.</w:t>
+      </w:r>
+    </w:p>
+    <w:p>
+      <w:pPr>
+        <w:pStyle w:val="BodyText"/>
+      </w:pPr>
+      <w:r>
+        <w:t xml:space="preserve">Shafer, G., &amp; Vovk, V. (2008). A tutorial on conformal prediction. Journal of Machine Learning Research, 9, 371–421.</w:t>
+      </w:r>
+    </w:p>
+    <w:bookmarkEnd w:id="24"/>
     <w:sectPr/>
   </w:body>
 </w:document>
@@ -1102,91 +1127,6 @@
       </w:pPr>
     </w:lvl>
   </w:abstractNum>
-  <w:abstractNum w:abstractNumId="99411">
-    <w:nsid w:val="A99411"/>
-    <w:multiLevelType w:val="multilevel"/>
-    <w:lvl w:ilvl="0">
-      <w:start w:val="1"/>
-      <w:numFmt w:val="decimal"/>
-      <w:lvlText w:val="%1."/>
-      <w:lvlJc w:val="left"/>
-      <w:pPr>
-        <w:ind w:left="720" w:hanging="480"/>
-      </w:pPr>
-    </w:lvl>
-    <w:lvl w:ilvl="1">
-      <w:start w:val="1"/>
-      <w:numFmt w:val="decimal"/>
-      <w:lvlText w:val="%2."/>
-      <w:lvlJc w:val="left"/>
-      <w:pPr>
-        <w:ind w:left="1440" w:hanging="480"/>
-      </w:pPr>
-    </w:lvl>
-    <w:lvl w:ilvl="2">
-      <w:start w:val="1"/>
-      <w:numFmt w:val="decimal"/>
-      <w:lvlText w:val="%3."/>
-      <w:lvlJc w:val="left"/>
-      <w:pPr>
-        <w:ind w:left="2160" w:hanging="480"/>
-      </w:pPr>
-    </w:lvl>
-    <w:lvl w:ilvl="3">
-      <w:start w:val="1"/>
-      <w:numFmt w:val="decimal"/>
-      <w:lvlText w:val="%4."/>
-      <w:lvlJc w:val="left"/>
-      <w:pPr>
-        <w:ind w:left="2880" w:hanging="480"/>
-      </w:pPr>
-    </w:lvl>
-    <w:lvl w:ilvl="4">
-      <w:start w:val="1"/>
-      <w:numFmt w:val="decimal"/>
-      <w:lvlText w:val="%5."/>
-      <w:lvlJc w:val="left"/>
-      <w:pPr>
-        <w:ind w:left="3600" w:hanging="480"/>
-      </w:pPr>
-    </w:lvl>
-    <w:lvl w:ilvl="5">
-      <w:start w:val="1"/>
-      <w:numFmt w:val="decimal"/>
-      <w:lvlText w:val="%6."/>
-      <w:lvlJc w:val="left"/>
-      <w:pPr>
-        <w:ind w:left="4320" w:hanging="480"/>
-      </w:pPr>
-    </w:lvl>
-    <w:lvl w:ilvl="6">
-      <w:start w:val="1"/>
-      <w:numFmt w:val="decimal"/>
-      <w:lvlText w:val="%7."/>
-      <w:lvlJc w:val="left"/>
-      <w:pPr>
-        <w:ind w:left="5040" w:hanging="480"/>
-      </w:pPr>
-    </w:lvl>
-    <w:lvl w:ilvl="7">
-      <w:start w:val="1"/>
-      <w:numFmt w:val="decimal"/>
-      <w:lvlText w:val="%8."/>
-      <w:lvlJc w:val="left"/>
-      <w:pPr>
-        <w:ind w:left="5760" w:hanging="480"/>
-      </w:pPr>
-    </w:lvl>
-    <w:lvl w:ilvl="8">
-      <w:start w:val="1"/>
-      <w:numFmt w:val="decimal"/>
-      <w:lvlText w:val="%9."/>
-      <w:lvlJc w:val="left"/>
-      <w:pPr>
-        <w:ind w:left="6480" w:hanging="480"/>
-      </w:pPr>
-    </w:lvl>
-  </w:abstractNum>
   <w:num w:numId="1000">
     <w:abstractNumId w:val="990"/>
   </w:num>
@@ -1194,34 +1134,10 @@
     <w:abstractNumId w:val="991"/>
   </w:num>
   <w:num w:numId="1002">
-    <w:abstractNumId w:val="99411"/>
-    <w:lvlOverride w:ilvl="0">
-      <w:startOverride w:val="1"/>
-    </w:lvlOverride>
-    <w:lvlOverride w:ilvl="1">
-      <w:startOverride w:val="1"/>
-    </w:lvlOverride>
-    <w:lvlOverride w:ilvl="2">
-      <w:startOverride w:val="1"/>
-    </w:lvlOverride>
-    <w:lvlOverride w:ilvl="3">
-      <w:startOverride w:val="1"/>
-    </w:lvlOverride>
-    <w:lvlOverride w:ilvl="4">
-      <w:startOverride w:val="1"/>
-    </w:lvlOverride>
-    <w:lvlOverride w:ilvl="5">
-      <w:startOverride w:val="1"/>
-    </w:lvlOverride>
-    <w:lvlOverride w:ilvl="6">
-      <w:startOverride w:val="1"/>
-    </w:lvlOverride>
-    <w:lvlOverride w:ilvl="7">
-      <w:startOverride w:val="1"/>
-    </w:lvlOverride>
-    <w:lvlOverride w:ilvl="8">
-      <w:startOverride w:val="1"/>
-    </w:lvlOverride>
+    <w:abstractNumId w:val="991"/>
+  </w:num>
+  <w:num w:numId="1003">
+    <w:abstractNumId w:val="991"/>
   </w:num>
 </w:numbering>
 </file>

--- a/reflection1.docx
+++ b/reflection1.docx
@@ -25,7 +25,7 @@
         <w:t xml:space="preserve"> </w:t>
       </w:r>
       <w:r>
-        <w:t xml:space="preserve">Unveiling</w:t>
+        <w:t xml:space="preserve">Unveil</w:t>
       </w:r>
       <w:r>
         <w:t xml:space="preserve"> </w:t>
@@ -43,13 +43,71 @@
         <w:t xml:space="preserve"> </w:t>
       </w:r>
       <w:r>
-        <w:t xml:space="preserve">Predictive</w:t>
-      </w:r>
-      <w:r>
-        <w:t xml:space="preserve"> </w:t>
-      </w:r>
-      <w:r>
-        <w:t xml:space="preserve">Uncertainty</w:t>
+        <w:t xml:space="preserve">Uncertainty:</w:t>
+      </w:r>
+      <w:r>
+        <w:t xml:space="preserve"> </w:t>
+      </w:r>
+      <w:r>
+        <w:t xml:space="preserve">Feature</w:t>
+      </w:r>
+      <w:r>
+        <w:t xml:space="preserve"> </w:t>
+      </w:r>
+      <w:r>
+        <w:t xml:space="preserve">Contribution</w:t>
+      </w:r>
+      <w:r>
+        <w:t xml:space="preserve"> </w:t>
+      </w:r>
+      <w:r>
+        <w:t xml:space="preserve">to</w:t>
+      </w:r>
+      <w:r>
+        <w:t xml:space="preserve"> </w:t>
+      </w:r>
+      <w:r>
+        <w:t xml:space="preserve">Conformal</w:t>
+      </w:r>
+      <w:r>
+        <w:t xml:space="preserve"> </w:t>
+      </w:r>
+      <w:r>
+        <w:t xml:space="preserve">Prediction</w:t>
+      </w:r>
+      <w:r>
+        <w:t xml:space="preserve"> </w:t>
+      </w:r>
+      <w:r>
+        <w:t xml:space="preserve">Interval</w:t>
+      </w:r>
+    </w:p>
+    <w:p>
+      <w:pPr>
+        <w:pStyle w:val="Author"/>
+      </w:pPr>
+      <w:r>
+        <w:t xml:space="preserve">Halson</w:t>
+      </w:r>
+      <w:r>
+        <w:t xml:space="preserve"> </w:t>
+      </w:r>
+      <w:r>
+        <w:t xml:space="preserve">Ogeto</w:t>
+      </w:r>
+      <w:r>
+        <w:t xml:space="preserve"> </w:t>
+      </w:r>
+      <w:r>
+        <w:t xml:space="preserve">Nyaberi</w:t>
+      </w:r>
+    </w:p>
+    <w:p>
+      <w:pPr>
+        <w:pStyle w:val="Date"/>
+      </w:pPr>
+      <w:r>
+        <w:t xml:space="preserve">2026-10-03</w:t>
       </w:r>
     </w:p>
     <w:p>
@@ -66,7 +124,13 @@
         <w:t xml:space="preserve">“</w:t>
       </w:r>
       <w:r>
-        <w:t xml:space="preserve">PAIR Scholarly Reflection: Unveiling Sources of Predictive Uncertainty</w:t>
+        <w:t xml:space="preserve">PAIR Scholarly Reflection: Unveil Sources of Uncertainty: Feature Contribution to Conformal</w:t>
+      </w:r>
+      <w:r>
+        <w:t xml:space="preserve"> </w:t>
+      </w:r>
+      <w:r>
+        <w:t xml:space="preserve">Prediction Interval</w:t>
       </w:r>
       <w:r>
         <w:t xml:space="preserve">”</w:t>
@@ -75,7 +139,25 @@
         <w:t xml:space="preserve"> </w:t>
       </w:r>
       <w:r>
-        <w:t xml:space="preserve">format: html</w:t>
+        <w:t xml:space="preserve">author:</w:t>
+      </w:r>
+      <w:r>
+        <w:t xml:space="preserve"> </w:t>
+      </w:r>
+      <w:r>
+        <w:t xml:space="preserve">“</w:t>
+      </w:r>
+      <w:r>
+        <w:t xml:space="preserve">Halson Ogeto Nyaberi</w:t>
+      </w:r>
+      <w:r>
+        <w:t xml:space="preserve">”</w:t>
+      </w:r>
+      <w:r>
+        <w:t xml:space="preserve"> </w:t>
+      </w:r>
+      <w:r>
+        <w:t xml:space="preserve">date: today</w:t>
       </w:r>
     </w:p>
     <w:p>

--- a/reflection1.docx
+++ b/reflection1.docx
@@ -999,7 +999,7 @@
         <w:pStyle w:val="FirstParagraph"/>
       </w:pPr>
       <w:r>
-        <w:t xml:space="preserve">Il Idrissi, M., Fernandes Machado, A., Gallic, E., &amp; Charpentier, A. (2025). Unveil sources of uncertainty: Feature contribution to conformal prediction intervals. arXiv preprint arXiv:2505.13118v1.</w:t>
+        <w:t xml:space="preserve">Idrissi, M. I., Machado, A. F., Gallic, E., &amp; Charpentier, A. (2025). Unveil sources of uncertainty: Feature contribution to conformal prediction intervals. arXiv preprint arXiv:2505.13118.</w:t>
       </w:r>
     </w:p>
     <w:p>

--- a/reflection1.docx
+++ b/reflection1.docx
@@ -108,63 +108,6 @@
       </w:pPr>
       <w:r>
         <w:t xml:space="preserve">2026-10-03</w:t>
-      </w:r>
-    </w:p>
-    <w:p>
-      <w:pPr>
-        <w:pStyle w:val="FirstParagraph"/>
-      </w:pPr>
-      <w:r>
-        <w:t xml:space="preserve">title:</w:t>
-      </w:r>
-      <w:r>
-        <w:t xml:space="preserve"> </w:t>
-      </w:r>
-      <w:r>
-        <w:t xml:space="preserve">“</w:t>
-      </w:r>
-      <w:r>
-        <w:t xml:space="preserve">PAIR Scholarly Reflection: Unveil Sources of Uncertainty: Feature Contribution to Conformal</w:t>
-      </w:r>
-      <w:r>
-        <w:t xml:space="preserve"> </w:t>
-      </w:r>
-      <w:r>
-        <w:t xml:space="preserve">Prediction Interval</w:t>
-      </w:r>
-      <w:r>
-        <w:t xml:space="preserve">”</w:t>
-      </w:r>
-      <w:r>
-        <w:t xml:space="preserve"> </w:t>
-      </w:r>
-      <w:r>
-        <w:t xml:space="preserve">author:</w:t>
-      </w:r>
-      <w:r>
-        <w:t xml:space="preserve"> </w:t>
-      </w:r>
-      <w:r>
-        <w:t xml:space="preserve">“</w:t>
-      </w:r>
-      <w:r>
-        <w:t xml:space="preserve">Halson Ogeto Nyaberi</w:t>
-      </w:r>
-      <w:r>
-        <w:t xml:space="preserve">”</w:t>
-      </w:r>
-      <w:r>
-        <w:t xml:space="preserve"> </w:t>
-      </w:r>
-      <w:r>
-        <w:t xml:space="preserve">date: today</w:t>
-      </w:r>
-    </w:p>
-    <w:p>
-      <w:r>
-        <w:pict>
-          <v:rect style="width:0;height:1.5pt" o:hralign="center" o:hrstd="t" o:hr="t"/>
-        </w:pict>
       </w:r>
     </w:p>
     <w:bookmarkStart w:id="20" w:name="position"/>
@@ -209,7 +152,7 @@
         </m:d>
       </m:oMath>
       <w:r>
-        <w:t xml:space="preserve">), obscuring the predictive variance, tail risk, and epistemic boundaries inherent to complex models. Il Idrissi et al. (2025) address this deficit by unifying split conformal prediction (SCP) with cooperative game theory to establish a model-agnostic Uncertainty Attribution (UA) framework. Rather than treating uncertainty as an uninspected scalar margin, their approach introduces cooperative games where interval width (</w:t>
+        <w:t xml:space="preserve">), obscuring the predictive variance, tail risk, and epistemic boundaries inherent to complex models. Idrissi et al. (2025) address this deficit by unifying split conformal prediction (SCP) with cooperative game theory to establish a model-agnostic Uncertainty Attribution (UA) framework. Rather than treating uncertainty as an uninspected scalar margin, their approach introduces cooperative games where interval width (</w:t>
       </w:r>
       <m:oMath>
         <m:r>
@@ -323,7 +266,7 @@
         <w:pStyle w:val="BodyText"/>
       </w:pPr>
       <w:r>
-        <w:t xml:space="preserve">By expanding attribution beyond egalitarian Shapley values to the broader Harsanyi allocation family—specifically proportional Shapley values—and providing a permutation-based Monte Carlo scheme with asymptotic normality guarantees, this study fundamentally redefines predictive AI trustworthiness. Trust in an individual prediction can no longer be predicated solely on knowing which features drove the point estimate; it requires knowing which features govern the margin of doubt and tail risk.</w:t>
+        <w:t xml:space="preserve">By expanding attribution beyond egalitarian Shapley values to the broader Harsanyi allocation family—specifically proportional Shapley values—and providing a permutation-based Monte Carlo scheme with asymptotic normality guarantees, this study fundamentally redefines predictive AI trustworthiness. Trust in an individual prediction can no longer be predicated solely on knowing which features drove the point estimate; it requires knowing which features govern the margin of doubt and tail risk (Idrissi et al., 2025).</w:t>
       </w:r>
     </w:p>
     <w:bookmarkEnd w:id="20"/>
@@ -985,13 +928,13 @@
       </w:r>
     </w:p>
     <w:bookmarkEnd w:id="23"/>
-    <w:bookmarkStart w:id="24" w:name="references"/>
+    <w:bookmarkStart w:id="24" w:name="reference"/>
     <w:p>
       <w:pPr>
         <w:pStyle w:val="Heading1"/>
       </w:pPr>
       <w:r>
-        <w:t xml:space="preserve">References</w:t>
+        <w:t xml:space="preserve">Reference</w:t>
       </w:r>
     </w:p>
     <w:p>
@@ -1000,30 +943,6 @@
       </w:pPr>
       <w:r>
         <w:t xml:space="preserve">Idrissi, M. I., Machado, A. F., Gallic, E., &amp; Charpentier, A. (2025). Unveil sources of uncertainty: Feature contribution to conformal prediction intervals. arXiv preprint arXiv:2505.13118.</w:t>
-      </w:r>
-    </w:p>
-    <w:p>
-      <w:pPr>
-        <w:pStyle w:val="BodyText"/>
-      </w:pPr>
-      <w:r>
-        <w:t xml:space="preserve">Lundberg, S. M., &amp; Lee, S.-I. (2017). A unified approach to interpreting model predictions. Advances in Neural Information Processing Systems, 30, 4765–4774.</w:t>
-      </w:r>
-    </w:p>
-    <w:p>
-      <w:pPr>
-        <w:pStyle w:val="BodyText"/>
-      </w:pPr>
-      <w:r>
-        <w:t xml:space="preserve">Romano, Y., Patterson, E., &amp; Candès, E. (2019). Conformalized quantile regression. Advances in Neural Information Processing Systems, 32, 3543–3553.</w:t>
-      </w:r>
-    </w:p>
-    <w:p>
-      <w:pPr>
-        <w:pStyle w:val="BodyText"/>
-      </w:pPr>
-      <w:r>
-        <w:t xml:space="preserve">Shafer, G., &amp; Vovk, V. (2008). A tutorial on conformal prediction. Journal of Machine Learning Research, 9, 371–421.</w:t>
       </w:r>
     </w:p>
     <w:bookmarkEnd w:id="24"/>

--- a/reflection1.docx
+++ b/reflection1.docx
@@ -284,7 +284,7 @@
         <w:pStyle w:val="FirstParagraph"/>
       </w:pPr>
       <w:r>
-        <w:t xml:space="preserve">The authors evaluate their framework across synthetic benchmarks (Sobol-Levitan, modified Friedman) and seven diverse real-world benchmarks (e.g., bike, casp, facebook, UScrime) across Standard Mean Regression (SMR), Locally Adaptive Conformal Prediction (LACP), and Conformalized Quantile Regression (CQR).</w:t>
+        <w:t xml:space="preserve">The authors evaluate their framework across synthetic benchmarks (Sobol-Levitan, modified Friedman) and seven diverse real-world benchmarks (e.g., bike, casp, facebook, UScrime) across Standard Mean Regression (SMR), Locally Adaptive Conformal Prediction (LACP), and Conformalized Quantile Regression (CQR) (Idrissi et al., 2025).</w:t>
       </w:r>
     </w:p>
     <w:p>
